--- a/fuentes/72312205_CF02_DU.docx
+++ b/fuentes/72312205_CF02_DU.docx
@@ -586,9 +586,10 @@
             <w:rPr>
               <w:rFonts w:eastAsiaTheme="minorEastAsia"/>
               <w:noProof/>
-              <w:sz w:val="24"/>
-              <w:szCs w:val="24"/>
-              <w:lang w:val="es-ES" w:eastAsia="es-ES"/>
+              <w:kern w:val="0"/>
+              <w:sz w:val="22"/>
+              <w:lang w:eastAsia="es-CO"/>
+              <w14:ligatures w14:val="none"/>
             </w:rPr>
           </w:pPr>
           <w:r>
@@ -600,7 +601,7 @@
           <w:r>
             <w:fldChar w:fldCharType="separate"/>
           </w:r>
-          <w:hyperlink w:anchor="_Toc237187021" w:history="1">
+          <w:hyperlink w:anchor="_Toc237943135" w:history="1">
             <w:r>
               <w:rPr>
                 <w:rStyle w:val="Hipervnculo"/>
@@ -627,7 +628,7 @@
                 <w:noProof/>
                 <w:webHidden/>
               </w:rPr>
-              <w:instrText xml:space="preserve"> PAGEREF _Toc237187021 \h </w:instrText>
+              <w:instrText xml:space="preserve"> PAGEREF _Toc237943135 \h </w:instrText>
             </w:r>
             <w:r>
               <w:rPr>
@@ -667,12 +668,13 @@
             <w:rPr>
               <w:rFonts w:eastAsiaTheme="minorEastAsia"/>
               <w:noProof/>
-              <w:sz w:val="24"/>
-              <w:szCs w:val="24"/>
-              <w:lang w:val="es-ES" w:eastAsia="es-ES"/>
+              <w:kern w:val="0"/>
+              <w:sz w:val="22"/>
+              <w:lang w:eastAsia="es-CO"/>
+              <w14:ligatures w14:val="none"/>
             </w:rPr>
           </w:pPr>
-          <w:hyperlink w:anchor="_Toc237187022" w:history="1">
+          <w:hyperlink w:anchor="_Toc237943136" w:history="1">
             <w:r>
               <w:rPr>
                 <w:rStyle w:val="Hipervnculo"/>
@@ -699,7 +701,7 @@
                 <w:noProof/>
                 <w:webHidden/>
               </w:rPr>
-              <w:instrText xml:space="preserve"> PAGEREF _Toc237187022 \h </w:instrText>
+              <w:instrText xml:space="preserve"> PAGEREF _Toc237943136 \h </w:instrText>
             </w:r>
             <w:r>
               <w:rPr>
@@ -739,12 +741,13 @@
             <w:rPr>
               <w:rFonts w:eastAsiaTheme="minorEastAsia"/>
               <w:noProof/>
-              <w:sz w:val="24"/>
-              <w:szCs w:val="24"/>
-              <w:lang w:val="es-ES" w:eastAsia="es-ES"/>
+              <w:kern w:val="0"/>
+              <w:sz w:val="22"/>
+              <w:lang w:eastAsia="es-CO"/>
+              <w14:ligatures w14:val="none"/>
             </w:rPr>
           </w:pPr>
-          <w:hyperlink w:anchor="_Toc237187023" w:history="1">
+          <w:hyperlink w:anchor="_Toc237943137" w:history="1">
             <w:r>
               <w:rPr>
                 <w:rStyle w:val="Hipervnculo"/>
@@ -771,7 +774,7 @@
                 <w:noProof/>
                 <w:webHidden/>
               </w:rPr>
-              <w:instrText xml:space="preserve"> PAGEREF _Toc237187023 \h </w:instrText>
+              <w:instrText xml:space="preserve"> PAGEREF _Toc237943137 \h </w:instrText>
             </w:r>
             <w:r>
               <w:rPr>
@@ -811,12 +814,13 @@
             <w:rPr>
               <w:rFonts w:eastAsiaTheme="minorEastAsia"/>
               <w:noProof/>
-              <w:sz w:val="24"/>
-              <w:szCs w:val="24"/>
-              <w:lang w:val="es-ES" w:eastAsia="es-ES"/>
+              <w:kern w:val="0"/>
+              <w:sz w:val="22"/>
+              <w:lang w:eastAsia="es-CO"/>
+              <w14:ligatures w14:val="none"/>
             </w:rPr>
           </w:pPr>
-          <w:hyperlink w:anchor="_Toc237187024" w:history="1">
+          <w:hyperlink w:anchor="_Toc237943138" w:history="1">
             <w:r>
               <w:rPr>
                 <w:rStyle w:val="Hipervnculo"/>
@@ -843,7 +847,7 @@
                 <w:noProof/>
                 <w:webHidden/>
               </w:rPr>
-              <w:instrText xml:space="preserve"> PAGEREF _Toc237187024 \h </w:instrText>
+              <w:instrText xml:space="preserve"> PAGEREF _Toc237943138 \h </w:instrText>
             </w:r>
             <w:r>
               <w:rPr>
@@ -883,12 +887,13 @@
             <w:rPr>
               <w:rFonts w:eastAsiaTheme="minorEastAsia"/>
               <w:noProof/>
-              <w:sz w:val="24"/>
-              <w:szCs w:val="24"/>
-              <w:lang w:val="es-ES" w:eastAsia="es-ES"/>
+              <w:kern w:val="0"/>
+              <w:sz w:val="22"/>
+              <w:lang w:eastAsia="es-CO"/>
+              <w14:ligatures w14:val="none"/>
             </w:rPr>
           </w:pPr>
-          <w:hyperlink w:anchor="_Toc237187025" w:history="1">
+          <w:hyperlink w:anchor="_Toc237943139" w:history="1">
             <w:r>
               <w:rPr>
                 <w:rStyle w:val="Hipervnculo"/>
@@ -915,7 +920,7 @@
                 <w:noProof/>
                 <w:webHidden/>
               </w:rPr>
-              <w:instrText xml:space="preserve"> PAGEREF _Toc237187025 \h </w:instrText>
+              <w:instrText xml:space="preserve"> PAGEREF _Toc237943139 \h </w:instrText>
             </w:r>
             <w:r>
               <w:rPr>
@@ -955,12 +960,13 @@
             <w:rPr>
               <w:rFonts w:eastAsiaTheme="minorEastAsia"/>
               <w:noProof/>
-              <w:sz w:val="24"/>
-              <w:szCs w:val="24"/>
-              <w:lang w:val="es-ES" w:eastAsia="es-ES"/>
+              <w:kern w:val="0"/>
+              <w:sz w:val="22"/>
+              <w:lang w:eastAsia="es-CO"/>
+              <w14:ligatures w14:val="none"/>
             </w:rPr>
           </w:pPr>
-          <w:hyperlink w:anchor="_Toc237187026" w:history="1">
+          <w:hyperlink w:anchor="_Toc237943140" w:history="1">
             <w:r>
               <w:rPr>
                 <w:rStyle w:val="Hipervnculo"/>
@@ -987,7 +993,7 @@
                 <w:noProof/>
                 <w:webHidden/>
               </w:rPr>
-              <w:instrText xml:space="preserve"> PAGEREF _Toc237187026 \h </w:instrText>
+              <w:instrText xml:space="preserve"> PAGEREF _Toc237943140 \h </w:instrText>
             </w:r>
             <w:r>
               <w:rPr>
@@ -1027,12 +1033,13 @@
             <w:rPr>
               <w:rFonts w:eastAsiaTheme="minorEastAsia"/>
               <w:noProof/>
-              <w:sz w:val="24"/>
-              <w:szCs w:val="24"/>
-              <w:lang w:val="es-ES" w:eastAsia="es-ES"/>
+              <w:kern w:val="0"/>
+              <w:sz w:val="22"/>
+              <w:lang w:eastAsia="es-CO"/>
+              <w14:ligatures w14:val="none"/>
             </w:rPr>
           </w:pPr>
-          <w:hyperlink w:anchor="_Toc237187027" w:history="1">
+          <w:hyperlink w:anchor="_Toc237943141" w:history="1">
             <w:r>
               <w:rPr>
                 <w:rStyle w:val="Hipervnculo"/>
@@ -1059,7 +1066,7 @@
                 <w:noProof/>
                 <w:webHidden/>
               </w:rPr>
-              <w:instrText xml:space="preserve"> PAGEREF _Toc237187027 \h </w:instrText>
+              <w:instrText xml:space="preserve"> PAGEREF _Toc237943141 \h </w:instrText>
             </w:r>
             <w:r>
               <w:rPr>
@@ -1099,12 +1106,13 @@
             <w:rPr>
               <w:rFonts w:eastAsiaTheme="minorEastAsia"/>
               <w:noProof/>
-              <w:sz w:val="24"/>
-              <w:szCs w:val="24"/>
-              <w:lang w:val="es-ES" w:eastAsia="es-ES"/>
+              <w:kern w:val="0"/>
+              <w:sz w:val="22"/>
+              <w:lang w:eastAsia="es-CO"/>
+              <w14:ligatures w14:val="none"/>
             </w:rPr>
           </w:pPr>
-          <w:hyperlink w:anchor="_Toc237187028" w:history="1">
+          <w:hyperlink w:anchor="_Toc237943142" w:history="1">
             <w:r>
               <w:rPr>
                 <w:rStyle w:val="Hipervnculo"/>
@@ -1131,7 +1139,7 @@
                 <w:noProof/>
                 <w:webHidden/>
               </w:rPr>
-              <w:instrText xml:space="preserve"> PAGEREF _Toc237187028 \h </w:instrText>
+              <w:instrText xml:space="preserve"> PAGEREF _Toc237943142 \h </w:instrText>
             </w:r>
             <w:r>
               <w:rPr>
@@ -1171,12 +1179,13 @@
             <w:rPr>
               <w:rFonts w:eastAsiaTheme="minorEastAsia"/>
               <w:noProof/>
-              <w:sz w:val="24"/>
-              <w:szCs w:val="24"/>
-              <w:lang w:val="es-ES" w:eastAsia="es-ES"/>
+              <w:kern w:val="0"/>
+              <w:sz w:val="22"/>
+              <w:lang w:eastAsia="es-CO"/>
+              <w14:ligatures w14:val="none"/>
             </w:rPr>
           </w:pPr>
-          <w:hyperlink w:anchor="_Toc237187029" w:history="1">
+          <w:hyperlink w:anchor="_Toc237943143" w:history="1">
             <w:r>
               <w:rPr>
                 <w:rStyle w:val="Hipervnculo"/>
@@ -1203,7 +1212,7 @@
                 <w:noProof/>
                 <w:webHidden/>
               </w:rPr>
-              <w:instrText xml:space="preserve"> PAGEREF _Toc237187029 \h </w:instrText>
+              <w:instrText xml:space="preserve"> PAGEREF _Toc237943143 \h </w:instrText>
             </w:r>
             <w:r>
               <w:rPr>
@@ -1243,12 +1252,13 @@
             <w:rPr>
               <w:rFonts w:eastAsiaTheme="minorEastAsia"/>
               <w:noProof/>
-              <w:sz w:val="24"/>
-              <w:szCs w:val="24"/>
-              <w:lang w:val="es-ES" w:eastAsia="es-ES"/>
+              <w:kern w:val="0"/>
+              <w:sz w:val="22"/>
+              <w:lang w:eastAsia="es-CO"/>
+              <w14:ligatures w14:val="none"/>
             </w:rPr>
           </w:pPr>
-          <w:hyperlink w:anchor="_Toc237187030" w:history="1">
+          <w:hyperlink w:anchor="_Toc237943144" w:history="1">
             <w:r>
               <w:rPr>
                 <w:rStyle w:val="Hipervnculo"/>
@@ -1275,7 +1285,7 @@
                 <w:noProof/>
                 <w:webHidden/>
               </w:rPr>
-              <w:instrText xml:space="preserve"> PAGEREF _Toc237187030 \h </w:instrText>
+              <w:instrText xml:space="preserve"> PAGEREF _Toc237943144 \h </w:instrText>
             </w:r>
             <w:r>
               <w:rPr>
@@ -1315,12 +1325,13 @@
             <w:rPr>
               <w:rFonts w:eastAsiaTheme="minorEastAsia"/>
               <w:noProof/>
-              <w:sz w:val="24"/>
-              <w:szCs w:val="24"/>
-              <w:lang w:val="es-ES" w:eastAsia="es-ES"/>
+              <w:kern w:val="0"/>
+              <w:sz w:val="22"/>
+              <w:lang w:eastAsia="es-CO"/>
+              <w14:ligatures w14:val="none"/>
             </w:rPr>
           </w:pPr>
-          <w:hyperlink w:anchor="_Toc237187031" w:history="1">
+          <w:hyperlink w:anchor="_Toc237943145" w:history="1">
             <w:r>
               <w:rPr>
                 <w:rStyle w:val="Hipervnculo"/>
@@ -1347,7 +1358,7 @@
                 <w:noProof/>
                 <w:webHidden/>
               </w:rPr>
-              <w:instrText xml:space="preserve"> PAGEREF _Toc237187031 \h </w:instrText>
+              <w:instrText xml:space="preserve"> PAGEREF _Toc237943145 \h </w:instrText>
             </w:r>
             <w:r>
               <w:rPr>
@@ -1387,18 +1398,19 @@
             <w:rPr>
               <w:rFonts w:eastAsiaTheme="minorEastAsia"/>
               <w:noProof/>
-              <w:sz w:val="24"/>
-              <w:szCs w:val="24"/>
-              <w:lang w:val="es-ES" w:eastAsia="es-ES"/>
+              <w:kern w:val="0"/>
+              <w:sz w:val="22"/>
+              <w:lang w:eastAsia="es-CO"/>
+              <w14:ligatures w14:val="none"/>
             </w:rPr>
           </w:pPr>
-          <w:hyperlink w:anchor="_Toc237187032" w:history="1">
+          <w:hyperlink w:anchor="_Toc237943146" w:history="1">
             <w:r>
               <w:rPr>
                 <w:rStyle w:val="Hipervnculo"/>
                 <w:noProof/>
               </w:rPr>
-              <w:t>2.4. Respuestas al manejo humano</w:t>
+              <w:t>2.4. Conductas normales y anormales</w:t>
             </w:r>
             <w:r>
               <w:rPr>
@@ -1419,7 +1431,80 @@
                 <w:noProof/>
                 <w:webHidden/>
               </w:rPr>
-              <w:instrText xml:space="preserve"> PAGEREF _Toc237187032 \h </w:instrText>
+              <w:instrText xml:space="preserve"> PAGEREF _Toc237943146 \h </w:instrText>
+            </w:r>
+            <w:r>
+              <w:rPr>
+                <w:noProof/>
+                <w:webHidden/>
+              </w:rPr>
+            </w:r>
+            <w:r>
+              <w:rPr>
+                <w:noProof/>
+                <w:webHidden/>
+              </w:rPr>
+              <w:fldChar w:fldCharType="separate"/>
+            </w:r>
+            <w:r>
+              <w:rPr>
+                <w:noProof/>
+                <w:webHidden/>
+              </w:rPr>
+              <w:t>13</w:t>
+            </w:r>
+            <w:r>
+              <w:rPr>
+                <w:noProof/>
+                <w:webHidden/>
+              </w:rPr>
+              <w:fldChar w:fldCharType="end"/>
+            </w:r>
+          </w:hyperlink>
+        </w:p>
+        <w:p>
+          <w:pPr>
+            <w:pStyle w:val="TDC2"/>
+            <w:tabs>
+              <w:tab w:val="right" w:leader="dot" w:pos="9962"/>
+            </w:tabs>
+            <w:rPr>
+              <w:rFonts w:eastAsiaTheme="minorEastAsia"/>
+              <w:noProof/>
+              <w:kern w:val="0"/>
+              <w:sz w:val="22"/>
+              <w:lang w:eastAsia="es-CO"/>
+              <w14:ligatures w14:val="none"/>
+            </w:rPr>
+          </w:pPr>
+          <w:hyperlink w:anchor="_Toc237943147" w:history="1">
+            <w:r>
+              <w:rPr>
+                <w:rStyle w:val="Hipervnculo"/>
+                <w:noProof/>
+              </w:rPr>
+              <w:t>2.5. Respuestas al manejo humano</w:t>
+            </w:r>
+            <w:r>
+              <w:rPr>
+                <w:noProof/>
+                <w:webHidden/>
+              </w:rPr>
+              <w:tab/>
+            </w:r>
+            <w:r>
+              <w:rPr>
+                <w:noProof/>
+                <w:webHidden/>
+              </w:rPr>
+              <w:fldChar w:fldCharType="begin"/>
+            </w:r>
+            <w:r>
+              <w:rPr>
+                <w:noProof/>
+                <w:webHidden/>
+              </w:rPr>
+              <w:instrText xml:space="preserve"> PAGEREF _Toc237943147 \h </w:instrText>
             </w:r>
             <w:r>
               <w:rPr>
@@ -1459,12 +1544,13 @@
             <w:rPr>
               <w:rFonts w:eastAsiaTheme="minorEastAsia"/>
               <w:noProof/>
-              <w:sz w:val="24"/>
-              <w:szCs w:val="24"/>
-              <w:lang w:val="es-ES" w:eastAsia="es-ES"/>
+              <w:kern w:val="0"/>
+              <w:sz w:val="22"/>
+              <w:lang w:eastAsia="es-CO"/>
+              <w14:ligatures w14:val="none"/>
             </w:rPr>
           </w:pPr>
-          <w:hyperlink w:anchor="_Toc237187033" w:history="1">
+          <w:hyperlink w:anchor="_Toc237943148" w:history="1">
             <w:r>
               <w:rPr>
                 <w:rStyle w:val="Hipervnculo"/>
@@ -1491,7 +1577,7 @@
                 <w:noProof/>
                 <w:webHidden/>
               </w:rPr>
-              <w:instrText xml:space="preserve"> PAGEREF _Toc237187033 \h </w:instrText>
+              <w:instrText xml:space="preserve"> PAGEREF _Toc237943148 \h </w:instrText>
             </w:r>
             <w:r>
               <w:rPr>
@@ -1531,12 +1617,13 @@
             <w:rPr>
               <w:rFonts w:eastAsiaTheme="minorEastAsia"/>
               <w:noProof/>
-              <w:sz w:val="24"/>
-              <w:szCs w:val="24"/>
-              <w:lang w:val="es-ES" w:eastAsia="es-ES"/>
+              <w:kern w:val="0"/>
+              <w:sz w:val="22"/>
+              <w:lang w:eastAsia="es-CO"/>
+              <w14:ligatures w14:val="none"/>
             </w:rPr>
           </w:pPr>
-          <w:hyperlink w:anchor="_Toc237187034" w:history="1">
+          <w:hyperlink w:anchor="_Toc237943149" w:history="1">
             <w:r>
               <w:rPr>
                 <w:rStyle w:val="Hipervnculo"/>
@@ -1563,7 +1650,7 @@
                 <w:noProof/>
                 <w:webHidden/>
               </w:rPr>
-              <w:instrText xml:space="preserve"> PAGEREF _Toc237187034 \h </w:instrText>
+              <w:instrText xml:space="preserve"> PAGEREF _Toc237943149 \h </w:instrText>
             </w:r>
             <w:r>
               <w:rPr>
@@ -1603,12 +1690,13 @@
             <w:rPr>
               <w:rFonts w:eastAsiaTheme="minorEastAsia"/>
               <w:noProof/>
-              <w:sz w:val="24"/>
-              <w:szCs w:val="24"/>
-              <w:lang w:val="es-ES" w:eastAsia="es-ES"/>
+              <w:kern w:val="0"/>
+              <w:sz w:val="22"/>
+              <w:lang w:eastAsia="es-CO"/>
+              <w14:ligatures w14:val="none"/>
             </w:rPr>
           </w:pPr>
-          <w:hyperlink w:anchor="_Toc237187035" w:history="1">
+          <w:hyperlink w:anchor="_Toc237943150" w:history="1">
             <w:r>
               <w:rPr>
                 <w:rStyle w:val="Hipervnculo"/>
@@ -1635,7 +1723,7 @@
                 <w:noProof/>
                 <w:webHidden/>
               </w:rPr>
-              <w:instrText xml:space="preserve"> PAGEREF _Toc237187035 \h </w:instrText>
+              <w:instrText xml:space="preserve"> PAGEREF _Toc237943150 \h </w:instrText>
             </w:r>
             <w:r>
               <w:rPr>
@@ -1675,12 +1763,13 @@
             <w:rPr>
               <w:rFonts w:eastAsiaTheme="minorEastAsia"/>
               <w:noProof/>
-              <w:sz w:val="24"/>
-              <w:szCs w:val="24"/>
-              <w:lang w:val="es-ES" w:eastAsia="es-ES"/>
+              <w:kern w:val="0"/>
+              <w:sz w:val="22"/>
+              <w:lang w:eastAsia="es-CO"/>
+              <w14:ligatures w14:val="none"/>
             </w:rPr>
           </w:pPr>
-          <w:hyperlink w:anchor="_Toc237187036" w:history="1">
+          <w:hyperlink w:anchor="_Toc237943151" w:history="1">
             <w:r>
               <w:rPr>
                 <w:rStyle w:val="Hipervnculo"/>
@@ -1707,7 +1796,7 @@
                 <w:noProof/>
                 <w:webHidden/>
               </w:rPr>
-              <w:instrText xml:space="preserve"> PAGEREF _Toc237187036 \h </w:instrText>
+              <w:instrText xml:space="preserve"> PAGEREF _Toc237943151 \h </w:instrText>
             </w:r>
             <w:r>
               <w:rPr>
@@ -1747,12 +1836,13 @@
             <w:rPr>
               <w:rFonts w:eastAsiaTheme="minorEastAsia"/>
               <w:noProof/>
-              <w:sz w:val="24"/>
-              <w:szCs w:val="24"/>
-              <w:lang w:val="es-ES" w:eastAsia="es-ES"/>
+              <w:kern w:val="0"/>
+              <w:sz w:val="22"/>
+              <w:lang w:eastAsia="es-CO"/>
+              <w14:ligatures w14:val="none"/>
             </w:rPr>
           </w:pPr>
-          <w:hyperlink w:anchor="_Toc237187037" w:history="1">
+          <w:hyperlink w:anchor="_Toc237943152" w:history="1">
             <w:r>
               <w:rPr>
                 <w:rStyle w:val="Hipervnculo"/>
@@ -1779,7 +1869,7 @@
                 <w:noProof/>
                 <w:webHidden/>
               </w:rPr>
-              <w:instrText xml:space="preserve"> PAGEREF _Toc237187037 \h </w:instrText>
+              <w:instrText xml:space="preserve"> PAGEREF _Toc237943152 \h </w:instrText>
             </w:r>
             <w:r>
               <w:rPr>
@@ -1819,12 +1909,13 @@
             <w:rPr>
               <w:rFonts w:eastAsiaTheme="minorEastAsia"/>
               <w:noProof/>
-              <w:sz w:val="24"/>
-              <w:szCs w:val="24"/>
-              <w:lang w:val="es-ES" w:eastAsia="es-ES"/>
+              <w:kern w:val="0"/>
+              <w:sz w:val="22"/>
+              <w:lang w:eastAsia="es-CO"/>
+              <w14:ligatures w14:val="none"/>
             </w:rPr>
           </w:pPr>
-          <w:hyperlink w:anchor="_Toc237187038" w:history="1">
+          <w:hyperlink w:anchor="_Toc237943153" w:history="1">
             <w:r>
               <w:rPr>
                 <w:rStyle w:val="Hipervnculo"/>
@@ -1851,7 +1942,7 @@
                 <w:noProof/>
                 <w:webHidden/>
               </w:rPr>
-              <w:instrText xml:space="preserve"> PAGEREF _Toc237187038 \h </w:instrText>
+              <w:instrText xml:space="preserve"> PAGEREF _Toc237943153 \h </w:instrText>
             </w:r>
             <w:r>
               <w:rPr>
@@ -1891,12 +1982,13 @@
             <w:rPr>
               <w:rFonts w:eastAsiaTheme="minorEastAsia"/>
               <w:noProof/>
-              <w:sz w:val="24"/>
-              <w:szCs w:val="24"/>
-              <w:lang w:val="es-ES" w:eastAsia="es-ES"/>
+              <w:kern w:val="0"/>
+              <w:sz w:val="22"/>
+              <w:lang w:eastAsia="es-CO"/>
+              <w14:ligatures w14:val="none"/>
             </w:rPr>
           </w:pPr>
-          <w:hyperlink w:anchor="_Toc237187039" w:history="1">
+          <w:hyperlink w:anchor="_Toc237943154" w:history="1">
             <w:r>
               <w:rPr>
                 <w:rStyle w:val="Hipervnculo"/>
@@ -1923,7 +2015,7 @@
                 <w:noProof/>
                 <w:webHidden/>
               </w:rPr>
-              <w:instrText xml:space="preserve"> PAGEREF _Toc237187039 \h </w:instrText>
+              <w:instrText xml:space="preserve"> PAGEREF _Toc237943154 \h </w:instrText>
             </w:r>
             <w:r>
               <w:rPr>
@@ -1963,12 +2055,13 @@
             <w:rPr>
               <w:rFonts w:eastAsiaTheme="minorEastAsia"/>
               <w:noProof/>
-              <w:sz w:val="24"/>
-              <w:szCs w:val="24"/>
-              <w:lang w:val="es-ES" w:eastAsia="es-ES"/>
+              <w:kern w:val="0"/>
+              <w:sz w:val="22"/>
+              <w:lang w:eastAsia="es-CO"/>
+              <w14:ligatures w14:val="none"/>
             </w:rPr>
           </w:pPr>
-          <w:hyperlink w:anchor="_Toc237187040" w:history="1">
+          <w:hyperlink w:anchor="_Toc237943155" w:history="1">
             <w:r>
               <w:rPr>
                 <w:rStyle w:val="Hipervnculo"/>
@@ -1995,7 +2088,7 @@
                 <w:noProof/>
                 <w:webHidden/>
               </w:rPr>
-              <w:instrText xml:space="preserve"> PAGEREF _Toc237187040 \h </w:instrText>
+              <w:instrText xml:space="preserve"> PAGEREF _Toc237943155 \h </w:instrText>
             </w:r>
             <w:r>
               <w:rPr>
@@ -2035,12 +2128,13 @@
             <w:rPr>
               <w:rFonts w:eastAsiaTheme="minorEastAsia"/>
               <w:noProof/>
-              <w:sz w:val="24"/>
-              <w:szCs w:val="24"/>
-              <w:lang w:val="es-ES" w:eastAsia="es-ES"/>
+              <w:kern w:val="0"/>
+              <w:sz w:val="22"/>
+              <w:lang w:eastAsia="es-CO"/>
+              <w14:ligatures w14:val="none"/>
             </w:rPr>
           </w:pPr>
-          <w:hyperlink w:anchor="_Toc237187041" w:history="1">
+          <w:hyperlink w:anchor="_Toc237943156" w:history="1">
             <w:r>
               <w:rPr>
                 <w:rStyle w:val="Hipervnculo"/>
@@ -2067,7 +2161,7 @@
                 <w:noProof/>
                 <w:webHidden/>
               </w:rPr>
-              <w:instrText xml:space="preserve"> PAGEREF _Toc237187041 \h </w:instrText>
+              <w:instrText xml:space="preserve"> PAGEREF _Toc237943156 \h </w:instrText>
             </w:r>
             <w:r>
               <w:rPr>
@@ -2107,12 +2201,13 @@
             <w:rPr>
               <w:rFonts w:eastAsiaTheme="minorEastAsia"/>
               <w:noProof/>
-              <w:sz w:val="24"/>
-              <w:szCs w:val="24"/>
-              <w:lang w:val="es-ES" w:eastAsia="es-ES"/>
+              <w:kern w:val="0"/>
+              <w:sz w:val="22"/>
+              <w:lang w:eastAsia="es-CO"/>
+              <w14:ligatures w14:val="none"/>
             </w:rPr>
           </w:pPr>
-          <w:hyperlink w:anchor="_Toc237187042" w:history="1">
+          <w:hyperlink w:anchor="_Toc237943157" w:history="1">
             <w:r>
               <w:rPr>
                 <w:rStyle w:val="Hipervnculo"/>
@@ -2139,7 +2234,7 @@
                 <w:noProof/>
                 <w:webHidden/>
               </w:rPr>
-              <w:instrText xml:space="preserve"> PAGEREF _Toc237187042 \h </w:instrText>
+              <w:instrText xml:space="preserve"> PAGEREF _Toc237943157 \h </w:instrText>
             </w:r>
             <w:r>
               <w:rPr>
@@ -2179,12 +2274,13 @@
             <w:rPr>
               <w:rFonts w:eastAsiaTheme="minorEastAsia"/>
               <w:noProof/>
-              <w:sz w:val="24"/>
-              <w:szCs w:val="24"/>
-              <w:lang w:val="es-ES" w:eastAsia="es-ES"/>
+              <w:kern w:val="0"/>
+              <w:sz w:val="22"/>
+              <w:lang w:eastAsia="es-CO"/>
+              <w14:ligatures w14:val="none"/>
             </w:rPr>
           </w:pPr>
-          <w:hyperlink w:anchor="_Toc237187043" w:history="1">
+          <w:hyperlink w:anchor="_Toc237943158" w:history="1">
             <w:r>
               <w:rPr>
                 <w:rStyle w:val="Hipervnculo"/>
@@ -2211,7 +2307,7 @@
                 <w:noProof/>
                 <w:webHidden/>
               </w:rPr>
-              <w:instrText xml:space="preserve"> PAGEREF _Toc237187043 \h </w:instrText>
+              <w:instrText xml:space="preserve"> PAGEREF _Toc237943158 \h </w:instrText>
             </w:r>
             <w:r>
               <w:rPr>
@@ -2251,12 +2347,13 @@
             <w:rPr>
               <w:rFonts w:eastAsiaTheme="minorEastAsia"/>
               <w:noProof/>
-              <w:sz w:val="24"/>
-              <w:szCs w:val="24"/>
-              <w:lang w:val="es-ES" w:eastAsia="es-ES"/>
+              <w:kern w:val="0"/>
+              <w:sz w:val="22"/>
+              <w:lang w:eastAsia="es-CO"/>
+              <w14:ligatures w14:val="none"/>
             </w:rPr>
           </w:pPr>
-          <w:hyperlink w:anchor="_Toc237187044" w:history="1">
+          <w:hyperlink w:anchor="_Toc237943159" w:history="1">
             <w:r>
               <w:rPr>
                 <w:rStyle w:val="Hipervnculo"/>
@@ -2283,7 +2380,7 @@
                 <w:noProof/>
                 <w:webHidden/>
               </w:rPr>
-              <w:instrText xml:space="preserve"> PAGEREF _Toc237187044 \h </w:instrText>
+              <w:instrText xml:space="preserve"> PAGEREF _Toc237943159 \h </w:instrText>
             </w:r>
             <w:r>
               <w:rPr>
@@ -2323,12 +2420,13 @@
             <w:rPr>
               <w:rFonts w:eastAsiaTheme="minorEastAsia"/>
               <w:noProof/>
-              <w:sz w:val="24"/>
-              <w:szCs w:val="24"/>
-              <w:lang w:val="es-ES" w:eastAsia="es-ES"/>
+              <w:kern w:val="0"/>
+              <w:sz w:val="22"/>
+              <w:lang w:eastAsia="es-CO"/>
+              <w14:ligatures w14:val="none"/>
             </w:rPr>
           </w:pPr>
-          <w:hyperlink w:anchor="_Toc237187045" w:history="1">
+          <w:hyperlink w:anchor="_Toc237943160" w:history="1">
             <w:r>
               <w:rPr>
                 <w:rStyle w:val="Hipervnculo"/>
@@ -2355,7 +2453,7 @@
                 <w:noProof/>
                 <w:webHidden/>
               </w:rPr>
-              <w:instrText xml:space="preserve"> PAGEREF _Toc237187045 \h </w:instrText>
+              <w:instrText xml:space="preserve"> PAGEREF _Toc237943160 \h </w:instrText>
             </w:r>
             <w:r>
               <w:rPr>
@@ -2395,12 +2493,13 @@
             <w:rPr>
               <w:rFonts w:eastAsiaTheme="minorEastAsia"/>
               <w:noProof/>
-              <w:sz w:val="24"/>
-              <w:szCs w:val="24"/>
-              <w:lang w:val="es-ES" w:eastAsia="es-ES"/>
+              <w:kern w:val="0"/>
+              <w:sz w:val="22"/>
+              <w:lang w:eastAsia="es-CO"/>
+              <w14:ligatures w14:val="none"/>
             </w:rPr>
           </w:pPr>
-          <w:hyperlink w:anchor="_Toc237187046" w:history="1">
+          <w:hyperlink w:anchor="_Toc237943161" w:history="1">
             <w:r>
               <w:rPr>
                 <w:rStyle w:val="Hipervnculo"/>
@@ -2427,7 +2526,7 @@
                 <w:noProof/>
                 <w:webHidden/>
               </w:rPr>
-              <w:instrText xml:space="preserve"> PAGEREF _Toc237187046 \h </w:instrText>
+              <w:instrText xml:space="preserve"> PAGEREF _Toc237943161 \h </w:instrText>
             </w:r>
             <w:r>
               <w:rPr>
@@ -2467,12 +2566,13 @@
             <w:rPr>
               <w:rFonts w:eastAsiaTheme="minorEastAsia"/>
               <w:noProof/>
-              <w:sz w:val="24"/>
-              <w:szCs w:val="24"/>
-              <w:lang w:val="es-ES" w:eastAsia="es-ES"/>
+              <w:kern w:val="0"/>
+              <w:sz w:val="22"/>
+              <w:lang w:eastAsia="es-CO"/>
+              <w14:ligatures w14:val="none"/>
             </w:rPr>
           </w:pPr>
-          <w:hyperlink w:anchor="_Toc237187047" w:history="1">
+          <w:hyperlink w:anchor="_Toc237943162" w:history="1">
             <w:r>
               <w:rPr>
                 <w:rStyle w:val="Hipervnculo"/>
@@ -2499,7 +2599,7 @@
                 <w:noProof/>
                 <w:webHidden/>
               </w:rPr>
-              <w:instrText xml:space="preserve"> PAGEREF _Toc237187047 \h </w:instrText>
+              <w:instrText xml:space="preserve"> PAGEREF _Toc237943162 \h </w:instrText>
             </w:r>
             <w:r>
               <w:rPr>
@@ -2539,12 +2639,13 @@
             <w:rPr>
               <w:rFonts w:eastAsiaTheme="minorEastAsia"/>
               <w:noProof/>
-              <w:sz w:val="24"/>
-              <w:szCs w:val="24"/>
-              <w:lang w:val="es-ES" w:eastAsia="es-ES"/>
+              <w:kern w:val="0"/>
+              <w:sz w:val="22"/>
+              <w:lang w:eastAsia="es-CO"/>
+              <w14:ligatures w14:val="none"/>
             </w:rPr>
           </w:pPr>
-          <w:hyperlink w:anchor="_Toc237187048" w:history="1">
+          <w:hyperlink w:anchor="_Toc237943163" w:history="1">
             <w:r>
               <w:rPr>
                 <w:rStyle w:val="Hipervnculo"/>
@@ -2571,7 +2672,7 @@
                 <w:noProof/>
                 <w:webHidden/>
               </w:rPr>
-              <w:instrText xml:space="preserve"> PAGEREF _Toc237187048 \h </w:instrText>
+              <w:instrText xml:space="preserve"> PAGEREF _Toc237943163 \h </w:instrText>
             </w:r>
             <w:r>
               <w:rPr>
@@ -2611,12 +2712,13 @@
             <w:rPr>
               <w:rFonts w:eastAsiaTheme="minorEastAsia"/>
               <w:noProof/>
-              <w:sz w:val="24"/>
-              <w:szCs w:val="24"/>
-              <w:lang w:val="es-ES" w:eastAsia="es-ES"/>
+              <w:kern w:val="0"/>
+              <w:sz w:val="22"/>
+              <w:lang w:eastAsia="es-CO"/>
+              <w14:ligatures w14:val="none"/>
             </w:rPr>
           </w:pPr>
-          <w:hyperlink w:anchor="_Toc237187049" w:history="1">
+          <w:hyperlink w:anchor="_Toc237943164" w:history="1">
             <w:r>
               <w:rPr>
                 <w:rStyle w:val="Hipervnculo"/>
@@ -2643,7 +2745,7 @@
                 <w:noProof/>
                 <w:webHidden/>
               </w:rPr>
-              <w:instrText xml:space="preserve"> PAGEREF _Toc237187049 \h </w:instrText>
+              <w:instrText xml:space="preserve"> PAGEREF _Toc237943164 \h </w:instrText>
             </w:r>
             <w:r>
               <w:rPr>
@@ -2683,12 +2785,13 @@
             <w:rPr>
               <w:rFonts w:eastAsiaTheme="minorEastAsia"/>
               <w:noProof/>
-              <w:sz w:val="24"/>
-              <w:szCs w:val="24"/>
-              <w:lang w:val="es-ES" w:eastAsia="es-ES"/>
+              <w:kern w:val="0"/>
+              <w:sz w:val="22"/>
+              <w:lang w:eastAsia="es-CO"/>
+              <w14:ligatures w14:val="none"/>
             </w:rPr>
           </w:pPr>
-          <w:hyperlink w:anchor="_Toc237187050" w:history="1">
+          <w:hyperlink w:anchor="_Toc237943165" w:history="1">
             <w:r>
               <w:rPr>
                 <w:rStyle w:val="Hipervnculo"/>
@@ -2715,7 +2818,7 @@
                 <w:noProof/>
                 <w:webHidden/>
               </w:rPr>
-              <w:instrText xml:space="preserve"> PAGEREF _Toc237187050 \h </w:instrText>
+              <w:instrText xml:space="preserve"> PAGEREF _Toc237943165 \h </w:instrText>
             </w:r>
             <w:r>
               <w:rPr>
@@ -2755,12 +2858,13 @@
             <w:rPr>
               <w:rFonts w:eastAsiaTheme="minorEastAsia"/>
               <w:noProof/>
-              <w:sz w:val="24"/>
-              <w:szCs w:val="24"/>
-              <w:lang w:val="es-ES" w:eastAsia="es-ES"/>
+              <w:kern w:val="0"/>
+              <w:sz w:val="22"/>
+              <w:lang w:eastAsia="es-CO"/>
+              <w14:ligatures w14:val="none"/>
             </w:rPr>
           </w:pPr>
-          <w:hyperlink w:anchor="_Toc237187051" w:history="1">
+          <w:hyperlink w:anchor="_Toc237943166" w:history="1">
             <w:r>
               <w:rPr>
                 <w:rStyle w:val="Hipervnculo"/>
@@ -2787,7 +2891,7 @@
                 <w:noProof/>
                 <w:webHidden/>
               </w:rPr>
-              <w:instrText xml:space="preserve"> PAGEREF _Toc237187051 \h </w:instrText>
+              <w:instrText xml:space="preserve"> PAGEREF _Toc237943166 \h </w:instrText>
             </w:r>
             <w:r>
               <w:rPr>
@@ -2827,12 +2931,13 @@
             <w:rPr>
               <w:rFonts w:eastAsiaTheme="minorEastAsia"/>
               <w:noProof/>
-              <w:sz w:val="24"/>
-              <w:szCs w:val="24"/>
-              <w:lang w:val="es-ES" w:eastAsia="es-ES"/>
+              <w:kern w:val="0"/>
+              <w:sz w:val="22"/>
+              <w:lang w:eastAsia="es-CO"/>
+              <w14:ligatures w14:val="none"/>
             </w:rPr>
           </w:pPr>
-          <w:hyperlink w:anchor="_Toc237187052" w:history="1">
+          <w:hyperlink w:anchor="_Toc237943167" w:history="1">
             <w:r>
               <w:rPr>
                 <w:rStyle w:val="Hipervnculo"/>
@@ -2859,7 +2964,7 @@
                 <w:noProof/>
                 <w:webHidden/>
               </w:rPr>
-              <w:instrText xml:space="preserve"> PAGEREF _Toc237187052 \h </w:instrText>
+              <w:instrText xml:space="preserve"> PAGEREF _Toc237943167 \h </w:instrText>
             </w:r>
             <w:r>
               <w:rPr>
@@ -2899,12 +3004,13 @@
             <w:rPr>
               <w:rFonts w:eastAsiaTheme="minorEastAsia"/>
               <w:noProof/>
-              <w:sz w:val="24"/>
-              <w:szCs w:val="24"/>
-              <w:lang w:val="es-ES" w:eastAsia="es-ES"/>
+              <w:kern w:val="0"/>
+              <w:sz w:val="22"/>
+              <w:lang w:eastAsia="es-CO"/>
+              <w14:ligatures w14:val="none"/>
             </w:rPr>
           </w:pPr>
-          <w:hyperlink w:anchor="_Toc237187053" w:history="1">
+          <w:hyperlink w:anchor="_Toc237943168" w:history="1">
             <w:r>
               <w:rPr>
                 <w:rStyle w:val="Hipervnculo"/>
@@ -2931,7 +3037,7 @@
                 <w:noProof/>
                 <w:webHidden/>
               </w:rPr>
-              <w:instrText xml:space="preserve"> PAGEREF _Toc237187053 \h </w:instrText>
+              <w:instrText xml:space="preserve"> PAGEREF _Toc237943168 \h </w:instrText>
             </w:r>
             <w:r>
               <w:rPr>
@@ -2971,12 +3077,13 @@
             <w:rPr>
               <w:rFonts w:eastAsiaTheme="minorEastAsia"/>
               <w:noProof/>
-              <w:sz w:val="24"/>
-              <w:szCs w:val="24"/>
-              <w:lang w:val="es-ES" w:eastAsia="es-ES"/>
+              <w:kern w:val="0"/>
+              <w:sz w:val="22"/>
+              <w:lang w:eastAsia="es-CO"/>
+              <w14:ligatures w14:val="none"/>
             </w:rPr>
           </w:pPr>
-          <w:hyperlink w:anchor="_Toc237187054" w:history="1">
+          <w:hyperlink w:anchor="_Toc237943169" w:history="1">
             <w:r>
               <w:rPr>
                 <w:rStyle w:val="Hipervnculo"/>
@@ -3003,7 +3110,7 @@
                 <w:noProof/>
                 <w:webHidden/>
               </w:rPr>
-              <w:instrText xml:space="preserve"> PAGEREF _Toc237187054 \h </w:instrText>
+              <w:instrText xml:space="preserve"> PAGEREF _Toc237943169 \h </w:instrText>
             </w:r>
             <w:r>
               <w:rPr>
@@ -3043,12 +3150,13 @@
             <w:rPr>
               <w:rFonts w:eastAsiaTheme="minorEastAsia"/>
               <w:noProof/>
-              <w:sz w:val="24"/>
-              <w:szCs w:val="24"/>
-              <w:lang w:val="es-ES" w:eastAsia="es-ES"/>
+              <w:kern w:val="0"/>
+              <w:sz w:val="22"/>
+              <w:lang w:eastAsia="es-CO"/>
+              <w14:ligatures w14:val="none"/>
             </w:rPr>
           </w:pPr>
-          <w:hyperlink w:anchor="_Toc237187055" w:history="1">
+          <w:hyperlink w:anchor="_Toc237943170" w:history="1">
             <w:r>
               <w:rPr>
                 <w:rStyle w:val="Hipervnculo"/>
@@ -3075,7 +3183,7 @@
                 <w:noProof/>
                 <w:webHidden/>
               </w:rPr>
-              <w:instrText xml:space="preserve"> PAGEREF _Toc237187055 \h </w:instrText>
+              <w:instrText xml:space="preserve"> PAGEREF _Toc237943170 \h </w:instrText>
             </w:r>
             <w:r>
               <w:rPr>
@@ -3115,12 +3223,13 @@
             <w:rPr>
               <w:rFonts w:eastAsiaTheme="minorEastAsia"/>
               <w:noProof/>
-              <w:sz w:val="24"/>
-              <w:szCs w:val="24"/>
-              <w:lang w:val="es-ES" w:eastAsia="es-ES"/>
+              <w:kern w:val="0"/>
+              <w:sz w:val="22"/>
+              <w:lang w:eastAsia="es-CO"/>
+              <w14:ligatures w14:val="none"/>
             </w:rPr>
           </w:pPr>
-          <w:hyperlink w:anchor="_Toc237187056" w:history="1">
+          <w:hyperlink w:anchor="_Toc237943171" w:history="1">
             <w:r>
               <w:rPr>
                 <w:rStyle w:val="Hipervnculo"/>
@@ -3147,7 +3256,7 @@
                 <w:noProof/>
                 <w:webHidden/>
               </w:rPr>
-              <w:instrText xml:space="preserve"> PAGEREF _Toc237187056 \h </w:instrText>
+              <w:instrText xml:space="preserve"> PAGEREF _Toc237943171 \h </w:instrText>
             </w:r>
             <w:r>
               <w:rPr>
@@ -3187,12 +3296,13 @@
             <w:rPr>
               <w:rFonts w:eastAsiaTheme="minorEastAsia"/>
               <w:noProof/>
-              <w:sz w:val="24"/>
-              <w:szCs w:val="24"/>
-              <w:lang w:val="es-ES" w:eastAsia="es-ES"/>
+              <w:kern w:val="0"/>
+              <w:sz w:val="22"/>
+              <w:lang w:eastAsia="es-CO"/>
+              <w14:ligatures w14:val="none"/>
             </w:rPr>
           </w:pPr>
-          <w:hyperlink w:anchor="_Toc237187057" w:history="1">
+          <w:hyperlink w:anchor="_Toc237943172" w:history="1">
             <w:r>
               <w:rPr>
                 <w:rStyle w:val="Hipervnculo"/>
@@ -3219,7 +3329,7 @@
                 <w:noProof/>
                 <w:webHidden/>
               </w:rPr>
-              <w:instrText xml:space="preserve"> PAGEREF _Toc237187057 \h </w:instrText>
+              <w:instrText xml:space="preserve"> PAGEREF _Toc237943172 \h </w:instrText>
             </w:r>
             <w:r>
               <w:rPr>
@@ -3259,12 +3369,13 @@
             <w:rPr>
               <w:rFonts w:eastAsiaTheme="minorEastAsia"/>
               <w:noProof/>
-              <w:sz w:val="24"/>
-              <w:szCs w:val="24"/>
-              <w:lang w:val="es-ES" w:eastAsia="es-ES"/>
+              <w:kern w:val="0"/>
+              <w:sz w:val="22"/>
+              <w:lang w:eastAsia="es-CO"/>
+              <w14:ligatures w14:val="none"/>
             </w:rPr>
           </w:pPr>
-          <w:hyperlink w:anchor="_Toc237187058" w:history="1">
+          <w:hyperlink w:anchor="_Toc237943173" w:history="1">
             <w:r>
               <w:rPr>
                 <w:rStyle w:val="Hipervnculo"/>
@@ -3291,7 +3402,7 @@
                 <w:noProof/>
                 <w:webHidden/>
               </w:rPr>
-              <w:instrText xml:space="preserve"> PAGEREF _Toc237187058 \h </w:instrText>
+              <w:instrText xml:space="preserve"> PAGEREF _Toc237943173 \h </w:instrText>
             </w:r>
             <w:r>
               <w:rPr>
@@ -3331,12 +3442,13 @@
             <w:rPr>
               <w:rFonts w:eastAsiaTheme="minorEastAsia"/>
               <w:noProof/>
-              <w:sz w:val="24"/>
-              <w:szCs w:val="24"/>
-              <w:lang w:val="es-ES" w:eastAsia="es-ES"/>
+              <w:kern w:val="0"/>
+              <w:sz w:val="22"/>
+              <w:lang w:eastAsia="es-CO"/>
+              <w14:ligatures w14:val="none"/>
             </w:rPr>
           </w:pPr>
-          <w:hyperlink w:anchor="_Toc237187059" w:history="1">
+          <w:hyperlink w:anchor="_Toc237943174" w:history="1">
             <w:r>
               <w:rPr>
                 <w:rStyle w:val="Hipervnculo"/>
@@ -3363,7 +3475,7 @@
                 <w:noProof/>
                 <w:webHidden/>
               </w:rPr>
-              <w:instrText xml:space="preserve"> PAGEREF _Toc237187059 \h </w:instrText>
+              <w:instrText xml:space="preserve"> PAGEREF _Toc237943174 \h </w:instrText>
             </w:r>
             <w:r>
               <w:rPr>
@@ -3403,12 +3515,13 @@
             <w:rPr>
               <w:rFonts w:eastAsiaTheme="minorEastAsia"/>
               <w:noProof/>
-              <w:sz w:val="24"/>
-              <w:szCs w:val="24"/>
-              <w:lang w:val="es-ES" w:eastAsia="es-ES"/>
+              <w:kern w:val="0"/>
+              <w:sz w:val="22"/>
+              <w:lang w:eastAsia="es-CO"/>
+              <w14:ligatures w14:val="none"/>
             </w:rPr>
           </w:pPr>
-          <w:hyperlink w:anchor="_Toc237187060" w:history="1">
+          <w:hyperlink w:anchor="_Toc237943175" w:history="1">
             <w:r>
               <w:rPr>
                 <w:rStyle w:val="Hipervnculo"/>
@@ -3435,7 +3548,7 @@
                 <w:noProof/>
                 <w:webHidden/>
               </w:rPr>
-              <w:instrText xml:space="preserve"> PAGEREF _Toc237187060 \h </w:instrText>
+              <w:instrText xml:space="preserve"> PAGEREF _Toc237943175 \h </w:instrText>
             </w:r>
             <w:r>
               <w:rPr>
@@ -3475,12 +3588,13 @@
             <w:rPr>
               <w:rFonts w:eastAsiaTheme="minorEastAsia"/>
               <w:noProof/>
-              <w:sz w:val="24"/>
-              <w:szCs w:val="24"/>
-              <w:lang w:val="es-ES" w:eastAsia="es-ES"/>
+              <w:kern w:val="0"/>
+              <w:sz w:val="22"/>
+              <w:lang w:eastAsia="es-CO"/>
+              <w14:ligatures w14:val="none"/>
             </w:rPr>
           </w:pPr>
-          <w:hyperlink w:anchor="_Toc237187061" w:history="1">
+          <w:hyperlink w:anchor="_Toc237943176" w:history="1">
             <w:r>
               <w:rPr>
                 <w:rStyle w:val="Hipervnculo"/>
@@ -3507,7 +3621,7 @@
                 <w:noProof/>
                 <w:webHidden/>
               </w:rPr>
-              <w:instrText xml:space="preserve"> PAGEREF _Toc237187061 \h </w:instrText>
+              <w:instrText xml:space="preserve"> PAGEREF _Toc237943176 \h </w:instrText>
             </w:r>
             <w:r>
               <w:rPr>
@@ -3547,12 +3661,13 @@
             <w:rPr>
               <w:rFonts w:eastAsiaTheme="minorEastAsia"/>
               <w:noProof/>
-              <w:sz w:val="24"/>
-              <w:szCs w:val="24"/>
-              <w:lang w:val="es-ES" w:eastAsia="es-ES"/>
+              <w:kern w:val="0"/>
+              <w:sz w:val="22"/>
+              <w:lang w:eastAsia="es-CO"/>
+              <w14:ligatures w14:val="none"/>
             </w:rPr>
           </w:pPr>
-          <w:hyperlink w:anchor="_Toc237187062" w:history="1">
+          <w:hyperlink w:anchor="_Toc237943177" w:history="1">
             <w:r>
               <w:rPr>
                 <w:rStyle w:val="Hipervnculo"/>
@@ -3579,7 +3694,7 @@
                 <w:noProof/>
                 <w:webHidden/>
               </w:rPr>
-              <w:instrText xml:space="preserve"> PAGEREF _Toc237187062 \h </w:instrText>
+              <w:instrText xml:space="preserve"> PAGEREF _Toc237943177 \h </w:instrText>
             </w:r>
             <w:r>
               <w:rPr>
@@ -3619,12 +3734,13 @@
             <w:rPr>
               <w:rFonts w:eastAsiaTheme="minorEastAsia"/>
               <w:noProof/>
-              <w:sz w:val="24"/>
-              <w:szCs w:val="24"/>
-              <w:lang w:val="es-ES" w:eastAsia="es-ES"/>
+              <w:kern w:val="0"/>
+              <w:sz w:val="22"/>
+              <w:lang w:eastAsia="es-CO"/>
+              <w14:ligatures w14:val="none"/>
             </w:rPr>
           </w:pPr>
-          <w:hyperlink w:anchor="_Toc237187063" w:history="1">
+          <w:hyperlink w:anchor="_Toc237943178" w:history="1">
             <w:r>
               <w:rPr>
                 <w:rStyle w:val="Hipervnculo"/>
@@ -3651,7 +3767,7 @@
                 <w:noProof/>
                 <w:webHidden/>
               </w:rPr>
-              <w:instrText xml:space="preserve"> PAGEREF _Toc237187063 \h </w:instrText>
+              <w:instrText xml:space="preserve"> PAGEREF _Toc237943178 \h </w:instrText>
             </w:r>
             <w:r>
               <w:rPr>
@@ -3691,12 +3807,13 @@
             <w:rPr>
               <w:rFonts w:eastAsiaTheme="minorEastAsia"/>
               <w:noProof/>
-              <w:sz w:val="24"/>
-              <w:szCs w:val="24"/>
-              <w:lang w:val="es-ES" w:eastAsia="es-ES"/>
+              <w:kern w:val="0"/>
+              <w:sz w:val="22"/>
+              <w:lang w:eastAsia="es-CO"/>
+              <w14:ligatures w14:val="none"/>
             </w:rPr>
           </w:pPr>
-          <w:hyperlink w:anchor="_Toc237187064" w:history="1">
+          <w:hyperlink w:anchor="_Toc237943179" w:history="1">
             <w:r>
               <w:rPr>
                 <w:rStyle w:val="Hipervnculo"/>
@@ -3723,7 +3840,7 @@
                 <w:noProof/>
                 <w:webHidden/>
               </w:rPr>
-              <w:instrText xml:space="preserve"> PAGEREF _Toc237187064 \h </w:instrText>
+              <w:instrText xml:space="preserve"> PAGEREF _Toc237943179 \h </w:instrText>
             </w:r>
             <w:r>
               <w:rPr>
@@ -3763,12 +3880,13 @@
             <w:rPr>
               <w:rFonts w:eastAsiaTheme="minorEastAsia"/>
               <w:noProof/>
-              <w:sz w:val="24"/>
-              <w:szCs w:val="24"/>
-              <w:lang w:val="es-ES" w:eastAsia="es-ES"/>
+              <w:kern w:val="0"/>
+              <w:sz w:val="22"/>
+              <w:lang w:eastAsia="es-CO"/>
+              <w14:ligatures w14:val="none"/>
             </w:rPr>
           </w:pPr>
-          <w:hyperlink w:anchor="_Toc237187065" w:history="1">
+          <w:hyperlink w:anchor="_Toc237943180" w:history="1">
             <w:r>
               <w:rPr>
                 <w:rStyle w:val="Hipervnculo"/>
@@ -3795,7 +3913,7 @@
                 <w:noProof/>
                 <w:webHidden/>
               </w:rPr>
-              <w:instrText xml:space="preserve"> PAGEREF _Toc237187065 \h </w:instrText>
+              <w:instrText xml:space="preserve"> PAGEREF _Toc237943180 \h </w:instrText>
             </w:r>
             <w:r>
               <w:rPr>
@@ -3835,12 +3953,13 @@
             <w:rPr>
               <w:rFonts w:eastAsiaTheme="minorEastAsia"/>
               <w:noProof/>
-              <w:sz w:val="24"/>
-              <w:szCs w:val="24"/>
-              <w:lang w:val="es-ES" w:eastAsia="es-ES"/>
+              <w:kern w:val="0"/>
+              <w:sz w:val="22"/>
+              <w:lang w:eastAsia="es-CO"/>
+              <w14:ligatures w14:val="none"/>
             </w:rPr>
           </w:pPr>
-          <w:hyperlink w:anchor="_Toc237187066" w:history="1">
+          <w:hyperlink w:anchor="_Toc237943181" w:history="1">
             <w:r>
               <w:rPr>
                 <w:rStyle w:val="Hipervnculo"/>
@@ -3867,7 +3986,7 @@
                 <w:noProof/>
                 <w:webHidden/>
               </w:rPr>
-              <w:instrText xml:space="preserve"> PAGEREF _Toc237187066 \h </w:instrText>
+              <w:instrText xml:space="preserve"> PAGEREF _Toc237943181 \h </w:instrText>
             </w:r>
             <w:r>
               <w:rPr>
@@ -3907,12 +4026,13 @@
             <w:rPr>
               <w:rFonts w:eastAsiaTheme="minorEastAsia"/>
               <w:noProof/>
-              <w:sz w:val="24"/>
-              <w:szCs w:val="24"/>
-              <w:lang w:val="es-ES" w:eastAsia="es-ES"/>
+              <w:kern w:val="0"/>
+              <w:sz w:val="22"/>
+              <w:lang w:eastAsia="es-CO"/>
+              <w14:ligatures w14:val="none"/>
             </w:rPr>
           </w:pPr>
-          <w:hyperlink w:anchor="_Toc237187067" w:history="1">
+          <w:hyperlink w:anchor="_Toc237943182" w:history="1">
             <w:r>
               <w:rPr>
                 <w:rStyle w:val="Hipervnculo"/>
@@ -3939,7 +4059,7 @@
                 <w:noProof/>
                 <w:webHidden/>
               </w:rPr>
-              <w:instrText xml:space="preserve"> PAGEREF _Toc237187067 \h </w:instrText>
+              <w:instrText xml:space="preserve"> PAGEREF _Toc237943182 \h </w:instrText>
             </w:r>
             <w:r>
               <w:rPr>
@@ -3979,12 +4099,13 @@
             <w:rPr>
               <w:rFonts w:eastAsiaTheme="minorEastAsia"/>
               <w:noProof/>
-              <w:sz w:val="24"/>
-              <w:szCs w:val="24"/>
-              <w:lang w:val="es-ES" w:eastAsia="es-ES"/>
+              <w:kern w:val="0"/>
+              <w:sz w:val="22"/>
+              <w:lang w:eastAsia="es-CO"/>
+              <w14:ligatures w14:val="none"/>
             </w:rPr>
           </w:pPr>
-          <w:hyperlink w:anchor="_Toc237187068" w:history="1">
+          <w:hyperlink w:anchor="_Toc237943183" w:history="1">
             <w:r>
               <w:rPr>
                 <w:rStyle w:val="Hipervnculo"/>
@@ -4011,7 +4132,7 @@
                 <w:noProof/>
                 <w:webHidden/>
               </w:rPr>
-              <w:instrText xml:space="preserve"> PAGEREF _Toc237187068 \h </w:instrText>
+              <w:instrText xml:space="preserve"> PAGEREF _Toc237943183 \h </w:instrText>
             </w:r>
             <w:r>
               <w:rPr>
@@ -4051,12 +4172,13 @@
             <w:rPr>
               <w:rFonts w:eastAsiaTheme="minorEastAsia"/>
               <w:noProof/>
-              <w:sz w:val="24"/>
-              <w:szCs w:val="24"/>
-              <w:lang w:val="es-ES" w:eastAsia="es-ES"/>
+              <w:kern w:val="0"/>
+              <w:sz w:val="22"/>
+              <w:lang w:eastAsia="es-CO"/>
+              <w14:ligatures w14:val="none"/>
             </w:rPr>
           </w:pPr>
-          <w:hyperlink w:anchor="_Toc237187069" w:history="1">
+          <w:hyperlink w:anchor="_Toc237943184" w:history="1">
             <w:r>
               <w:rPr>
                 <w:rStyle w:val="Hipervnculo"/>
@@ -4083,7 +4205,7 @@
                 <w:noProof/>
                 <w:webHidden/>
               </w:rPr>
-              <w:instrText xml:space="preserve"> PAGEREF _Toc237187069 \h </w:instrText>
+              <w:instrText xml:space="preserve"> PAGEREF _Toc237943184 \h </w:instrText>
             </w:r>
             <w:r>
               <w:rPr>
@@ -4123,12 +4245,13 @@
             <w:rPr>
               <w:rFonts w:eastAsiaTheme="minorEastAsia"/>
               <w:noProof/>
-              <w:sz w:val="24"/>
-              <w:szCs w:val="24"/>
-              <w:lang w:val="es-ES" w:eastAsia="es-ES"/>
+              <w:kern w:val="0"/>
+              <w:sz w:val="22"/>
+              <w:lang w:eastAsia="es-CO"/>
+              <w14:ligatures w14:val="none"/>
             </w:rPr>
           </w:pPr>
-          <w:hyperlink w:anchor="_Toc237187070" w:history="1">
+          <w:hyperlink w:anchor="_Toc237943185" w:history="1">
             <w:r>
               <w:rPr>
                 <w:rStyle w:val="Hipervnculo"/>
@@ -4155,7 +4278,7 @@
                 <w:noProof/>
                 <w:webHidden/>
               </w:rPr>
-              <w:instrText xml:space="preserve"> PAGEREF _Toc237187070 \h </w:instrText>
+              <w:instrText xml:space="preserve"> PAGEREF _Toc237943185 \h </w:instrText>
             </w:r>
             <w:r>
               <w:rPr>
@@ -4195,12 +4318,13 @@
             <w:rPr>
               <w:rFonts w:eastAsiaTheme="minorEastAsia"/>
               <w:noProof/>
-              <w:sz w:val="24"/>
-              <w:szCs w:val="24"/>
-              <w:lang w:val="es-ES" w:eastAsia="es-ES"/>
+              <w:kern w:val="0"/>
+              <w:sz w:val="22"/>
+              <w:lang w:eastAsia="es-CO"/>
+              <w14:ligatures w14:val="none"/>
             </w:rPr>
           </w:pPr>
-          <w:hyperlink w:anchor="_Toc237187071" w:history="1">
+          <w:hyperlink w:anchor="_Toc237943186" w:history="1">
             <w:r>
               <w:rPr>
                 <w:rStyle w:val="Hipervnculo"/>
@@ -4227,7 +4351,7 @@
                 <w:noProof/>
                 <w:webHidden/>
               </w:rPr>
-              <w:instrText xml:space="preserve"> PAGEREF _Toc237187071 \h </w:instrText>
+              <w:instrText xml:space="preserve"> PAGEREF _Toc237943186 \h </w:instrText>
             </w:r>
             <w:r>
               <w:rPr>
@@ -4267,12 +4391,13 @@
             <w:rPr>
               <w:rFonts w:eastAsiaTheme="minorEastAsia"/>
               <w:noProof/>
-              <w:sz w:val="24"/>
-              <w:szCs w:val="24"/>
-              <w:lang w:val="es-ES" w:eastAsia="es-ES"/>
+              <w:kern w:val="0"/>
+              <w:sz w:val="22"/>
+              <w:lang w:eastAsia="es-CO"/>
+              <w14:ligatures w14:val="none"/>
             </w:rPr>
           </w:pPr>
-          <w:hyperlink w:anchor="_Toc237187072" w:history="1">
+          <w:hyperlink w:anchor="_Toc237943187" w:history="1">
             <w:r>
               <w:rPr>
                 <w:rStyle w:val="Hipervnculo"/>
@@ -4299,7 +4424,7 @@
                 <w:noProof/>
                 <w:webHidden/>
               </w:rPr>
-              <w:instrText xml:space="preserve"> PAGEREF _Toc237187072 \h </w:instrText>
+              <w:instrText xml:space="preserve"> PAGEREF _Toc237943187 \h </w:instrText>
             </w:r>
             <w:r>
               <w:rPr>
@@ -4347,7 +4472,7 @@
       <w:pPr>
         <w:pStyle w:val="Titulosgenerales"/>
       </w:pPr>
-      <w:bookmarkStart w:id="0" w:name="_Toc237187021"/>
+      <w:bookmarkStart w:id="0" w:name="_Toc237943135"/>
       <w:r>
         <w:lastRenderedPageBreak/>
         <w:t>Introducción</w:t>
@@ -4390,7 +4515,7 @@
       <w:pPr>
         <w:pStyle w:val="Ttulo1"/>
       </w:pPr>
-      <w:bookmarkStart w:id="1" w:name="_Toc237187022"/>
+      <w:bookmarkStart w:id="1" w:name="_Toc237943136"/>
       <w:r>
         <w:lastRenderedPageBreak/>
         <w:t>Generalidades de la especie bovina</w:t>
@@ -4424,7 +4549,7 @@
       <w:pPr>
         <w:pStyle w:val="Ttulo2"/>
       </w:pPr>
-      <w:bookmarkStart w:id="2" w:name="_Toc237187023"/>
+      <w:bookmarkStart w:id="2" w:name="_Toc237943137"/>
       <w:r>
         <w:t>Características fisiológicas básicas</w:t>
       </w:r>
@@ -4654,7 +4779,7 @@
       <w:pPr>
         <w:pStyle w:val="Ttulo2"/>
       </w:pPr>
-      <w:bookmarkStart w:id="3" w:name="_Toc237187024"/>
+      <w:bookmarkStart w:id="3" w:name="_Toc237943138"/>
       <w:r>
         <w:t>Tipos de producción bovina</w:t>
       </w:r>
@@ -4825,7 +4950,7 @@
       <w:pPr>
         <w:pStyle w:val="Ttulo2"/>
       </w:pPr>
-      <w:bookmarkStart w:id="4" w:name="_Toc237187025"/>
+      <w:bookmarkStart w:id="4" w:name="_Toc237943139"/>
       <w:r>
         <w:lastRenderedPageBreak/>
         <w:t>Clasificación de los bovinos</w:t>
@@ -5057,7 +5182,7 @@
       <w:pPr>
         <w:pStyle w:val="Ttulo2"/>
       </w:pPr>
-      <w:bookmarkStart w:id="5" w:name="_Toc237187026"/>
+      <w:bookmarkStart w:id="5" w:name="_Toc237943140"/>
       <w:r>
         <w:lastRenderedPageBreak/>
         <w:t>Ciclo productivo</w:t>
@@ -5073,7 +5198,7 @@
       <w:pPr>
         <w:pStyle w:val="Ttulo2"/>
       </w:pPr>
-      <w:bookmarkStart w:id="6" w:name="_Toc237187027"/>
+      <w:bookmarkStart w:id="6" w:name="_Toc237943141"/>
       <w:r>
         <w:t>Importancia económica y productiva</w:t>
       </w:r>
@@ -5239,7 +5364,7 @@
       <w:pPr>
         <w:pStyle w:val="Ttulo1"/>
       </w:pPr>
-      <w:bookmarkStart w:id="7" w:name="_Toc237187028"/>
+      <w:bookmarkStart w:id="7" w:name="_Toc237943142"/>
       <w:r>
         <w:lastRenderedPageBreak/>
         <w:t>Etología bovina (comportamiento animal)</w:t>
@@ -5255,7 +5380,7 @@
       <w:pPr>
         <w:pStyle w:val="Ttulo2"/>
       </w:pPr>
-      <w:bookmarkStart w:id="8" w:name="_Toc237187029"/>
+      <w:bookmarkStart w:id="8" w:name="_Toc237943143"/>
       <w:r>
         <w:t>Comportamiento bovino</w:t>
       </w:r>
@@ -5706,7 +5831,7 @@
       <w:pPr>
         <w:pStyle w:val="Ttulo2"/>
       </w:pPr>
-      <w:bookmarkStart w:id="9" w:name="_Toc237187030"/>
+      <w:bookmarkStart w:id="9" w:name="_Toc237943144"/>
       <w:r>
         <w:t>Factores que afectan el comportamiento</w:t>
       </w:r>
@@ -6180,7 +6305,7 @@
       <w:pPr>
         <w:pStyle w:val="Ttulo2"/>
       </w:pPr>
-      <w:bookmarkStart w:id="10" w:name="_Toc237187031"/>
+      <w:bookmarkStart w:id="10" w:name="_Toc237943145"/>
       <w:r>
         <w:t>Interacción con el entorno</w:t>
       </w:r>
@@ -6324,12 +6449,14 @@
       </w:r>
     </w:p>
     <w:p>
-      <w:r>
-        <w:rPr>
-          <w:b/>
-        </w:rPr>
-        <w:t>2.4 Conductas normales y anormales</w:t>
-      </w:r>
+      <w:pPr>
+        <w:pStyle w:val="Ttulo2"/>
+      </w:pPr>
+      <w:bookmarkStart w:id="11" w:name="_Toc237943146"/>
+      <w:r>
+        <w:t>Conductas normales y anormales</w:t>
+      </w:r>
+      <w:bookmarkEnd w:id="11"/>
     </w:p>
     <w:p>
       <w:r>
@@ -6653,11 +6780,11 @@
       <w:pPr>
         <w:pStyle w:val="Ttulo2"/>
       </w:pPr>
-      <w:bookmarkStart w:id="11" w:name="_Toc237187032"/>
+      <w:bookmarkStart w:id="12" w:name="_Toc237943147"/>
       <w:r>
         <w:t>Respuestas al manejo humano</w:t>
       </w:r>
-      <w:bookmarkEnd w:id="11"/>
+      <w:bookmarkEnd w:id="12"/>
     </w:p>
     <w:p>
       <w:r>
@@ -6795,12 +6922,12 @@
       <w:pPr>
         <w:pStyle w:val="Ttulo1"/>
       </w:pPr>
-      <w:bookmarkStart w:id="12" w:name="_Toc237187033"/>
+      <w:bookmarkStart w:id="13" w:name="_Toc237943148"/>
       <w:r>
         <w:lastRenderedPageBreak/>
         <w:t>Evaluación del estado del animal</w:t>
       </w:r>
-      <w:bookmarkEnd w:id="12"/>
+      <w:bookmarkEnd w:id="13"/>
     </w:p>
     <w:p>
       <w:r>
@@ -6811,11 +6938,11 @@
       <w:pPr>
         <w:pStyle w:val="Ttulo2"/>
       </w:pPr>
-      <w:bookmarkStart w:id="13" w:name="_Toc237187034"/>
+      <w:bookmarkStart w:id="14" w:name="_Toc237943149"/>
       <w:r>
         <w:t>Inspección inicial del animal</w:t>
       </w:r>
-      <w:bookmarkEnd w:id="13"/>
+      <w:bookmarkEnd w:id="14"/>
     </w:p>
     <w:p>
       <w:r>
@@ -7329,11 +7456,11 @@
       <w:pPr>
         <w:pStyle w:val="Ttulo2"/>
       </w:pPr>
-      <w:bookmarkStart w:id="14" w:name="_Toc237187035"/>
+      <w:bookmarkStart w:id="15" w:name="_Toc237943150"/>
       <w:r>
         <w:t>Observación del comportamiento</w:t>
       </w:r>
-      <w:bookmarkEnd w:id="14"/>
+      <w:bookmarkEnd w:id="15"/>
     </w:p>
     <w:p>
       <w:r>
@@ -7551,11 +7678,11 @@
       <w:pPr>
         <w:pStyle w:val="Ttulo2"/>
       </w:pPr>
-      <w:bookmarkStart w:id="15" w:name="_Toc237187036"/>
+      <w:bookmarkStart w:id="16" w:name="_Toc237943151"/>
       <w:r>
         <w:t>Signos vitales y externos</w:t>
       </w:r>
-      <w:bookmarkEnd w:id="15"/>
+      <w:bookmarkEnd w:id="16"/>
     </w:p>
     <w:p>
       <w:r>
@@ -7567,11 +7694,19 @@
         <w:t>Dada su importancia, se invita a reproducir el siguiente video sobre signos vitales y externos en bovinos, donde se explican parámetros fisiológicos y evaluación clínica para detectar tempranamente alteraciones en la salud animal.</w:t>
       </w:r>
     </w:p>
+    <w:p/>
+    <w:p/>
+    <w:p/>
+    <w:p/>
+    <w:p/>
+    <w:p/>
+    <w:p/>
     <w:p>
       <w:pPr>
         <w:pStyle w:val="Video"/>
       </w:pPr>
       <w:r>
+        <w:lastRenderedPageBreak/>
         <w:t>Evaluación de signos vitales y externos en bovinos</w:t>
       </w:r>
     </w:p>
@@ -7662,22 +7797,19 @@
           <w:p>
             <w:pPr>
               <w:ind w:firstLine="0"/>
-              <w:jc w:val="center"/>
             </w:pPr>
             <w:r>
               <w:rPr>
                 <w:b/>
               </w:rPr>
-              <w:t xml:space="preserve">Síntesis del video. YouTube video </w:t>
-            </w:r>
-            <w:proofErr w:type="spellStart"/>
+              <w:t xml:space="preserve">Síntesis del video. </w:t>
+            </w:r>
             <w:r>
               <w:rPr>
                 <w:b/>
               </w:rPr>
-              <w:t>player</w:t>
-            </w:r>
-            <w:proofErr w:type="spellEnd"/>
+              <w:t>Evaluación de signos vitales y externos en bovinos</w:t>
+            </w:r>
           </w:p>
         </w:tc>
       </w:tr>
@@ -7737,6 +7869,7 @@
               <w:ind w:left="1298"/>
             </w:pPr>
             <w:r>
+              <w:lastRenderedPageBreak/>
               <w:t xml:space="preserve">La frecuencia respiratoria: que permite detectar problemas en su respiración.  </w:t>
             </w:r>
           </w:p>
@@ -7776,7 +7909,6 @@
                 <w:b/>
                 <w:bCs/>
               </w:rPr>
-              <w:lastRenderedPageBreak/>
               <w:t>Hidratación</w:t>
             </w:r>
             <w:r>
@@ -7818,6 +7950,7 @@
                 <w:b/>
                 <w:bCs/>
               </w:rPr>
+              <w:lastRenderedPageBreak/>
               <w:t>Por último, el estado del rumen</w:t>
             </w:r>
             <w:r>
@@ -7841,12 +7974,12 @@
       <w:pPr>
         <w:pStyle w:val="Ttulo2"/>
       </w:pPr>
-      <w:bookmarkStart w:id="16" w:name="_Toc237187037"/>
+      <w:bookmarkStart w:id="17" w:name="_Toc237943152"/>
       <w:r>
         <w:lastRenderedPageBreak/>
         <w:t>Identificación de lesiones</w:t>
       </w:r>
-      <w:bookmarkEnd w:id="16"/>
+      <w:bookmarkEnd w:id="17"/>
     </w:p>
     <w:p>
       <w:r>
@@ -7913,6 +8046,7 @@
         <w:pStyle w:val="Tabla"/>
       </w:pPr>
       <w:r>
+        <w:lastRenderedPageBreak/>
         <w:t>Clasificación de lesiones en bovinos y su impacto sanitario</w:t>
       </w:r>
     </w:p>
@@ -8221,11 +8355,7 @@
               <w:pStyle w:val="TextoTablas"/>
             </w:pPr>
             <w:r>
-              <w:t xml:space="preserve">Disminución productiva y </w:t>
-            </w:r>
-            <w:r>
-              <w:lastRenderedPageBreak/>
-              <w:t>movilidad limitada</w:t>
+              <w:t>Disminución productiva y movilidad limitada</w:t>
             </w:r>
             <w:r>
               <w:t>.</w:t>
@@ -8242,12 +8372,7 @@
               <w:pStyle w:val="TextoTablas"/>
             </w:pPr>
             <w:r>
-              <w:lastRenderedPageBreak/>
-              <w:t xml:space="preserve">Lesiones, problemas </w:t>
-            </w:r>
-            <w:r>
-              <w:lastRenderedPageBreak/>
-              <w:t>podales, infecciones</w:t>
+              <w:t>Lesiones, problemas podales, infecciones</w:t>
             </w:r>
             <w:r>
               <w:t>.</w:t>
@@ -8264,12 +8389,7 @@
               <w:pStyle w:val="TextoTablas"/>
             </w:pPr>
             <w:r>
-              <w:lastRenderedPageBreak/>
-              <w:t xml:space="preserve">Revisión de extremidades y </w:t>
-            </w:r>
-            <w:r>
-              <w:lastRenderedPageBreak/>
-              <w:t>manejo correctivo</w:t>
+              <w:t>Revisión de extremidades y manejo correctivo</w:t>
             </w:r>
             <w:r>
               <w:t>.</w:t>
@@ -8288,7 +8408,6 @@
               <w:pStyle w:val="TextoTablas"/>
             </w:pPr>
             <w:r>
-              <w:lastRenderedPageBreak/>
               <w:t>Lesiones dérmicas</w:t>
             </w:r>
           </w:p>
@@ -8454,11 +8573,11 @@
       <w:pPr>
         <w:pStyle w:val="Ttulo2"/>
       </w:pPr>
-      <w:bookmarkStart w:id="17" w:name="_Toc237187038"/>
+      <w:bookmarkStart w:id="18" w:name="_Toc237943153"/>
       <w:r>
         <w:t>Identificación de enfermedades</w:t>
       </w:r>
-      <w:bookmarkEnd w:id="17"/>
+      <w:bookmarkEnd w:id="18"/>
     </w:p>
     <w:p>
       <w:r>
@@ -8503,6 +8622,7 @@
         <w:rPr>
           <w:b/>
         </w:rPr>
+        <w:lastRenderedPageBreak/>
         <w:t>Diarrea</w:t>
       </w:r>
       <w:r>
@@ -8578,7 +8698,6 @@
         <w:rPr>
           <w:b/>
         </w:rPr>
-        <w:lastRenderedPageBreak/>
         <w:t>Secreciones</w:t>
       </w:r>
       <w:r>
@@ -8610,12 +8729,12 @@
       <w:pPr>
         <w:pStyle w:val="Ttulo1"/>
       </w:pPr>
-      <w:bookmarkStart w:id="18" w:name="_Toc237187039"/>
+      <w:bookmarkStart w:id="19" w:name="_Toc237943154"/>
       <w:r>
         <w:lastRenderedPageBreak/>
         <w:t>Determinación de tratamiento en bovinos</w:t>
       </w:r>
-      <w:bookmarkEnd w:id="18"/>
+      <w:bookmarkEnd w:id="19"/>
     </w:p>
     <w:p>
       <w:r>
@@ -8626,11 +8745,11 @@
       <w:pPr>
         <w:pStyle w:val="Ttulo2"/>
       </w:pPr>
-      <w:bookmarkStart w:id="19" w:name="_Toc237187040"/>
+      <w:bookmarkStart w:id="20" w:name="_Toc237943155"/>
       <w:r>
         <w:t>Criterios para determinar cuándo un bovino requiere tratamiento</w:t>
       </w:r>
-      <w:bookmarkEnd w:id="19"/>
+      <w:bookmarkEnd w:id="20"/>
     </w:p>
     <w:p>
       <w:r>
@@ -8771,12 +8890,12 @@
       <w:pPr>
         <w:pStyle w:val="Ttulo2"/>
       </w:pPr>
-      <w:bookmarkStart w:id="20" w:name="_Toc237187041"/>
+      <w:bookmarkStart w:id="21" w:name="_Toc237943156"/>
       <w:r>
         <w:lastRenderedPageBreak/>
         <w:t>Selección de animales para tratamiento</w:t>
       </w:r>
-      <w:bookmarkEnd w:id="20"/>
+      <w:bookmarkEnd w:id="21"/>
     </w:p>
     <w:p>
       <w:r>
@@ -8891,11 +9010,11 @@
       <w:pPr>
         <w:pStyle w:val="Ttulo2"/>
       </w:pPr>
-      <w:bookmarkStart w:id="21" w:name="_Toc237187042"/>
+      <w:bookmarkStart w:id="22" w:name="_Toc237943157"/>
       <w:r>
         <w:t>Evaluación del estado clínico</w:t>
       </w:r>
-      <w:bookmarkEnd w:id="21"/>
+      <w:bookmarkEnd w:id="22"/>
     </w:p>
     <w:p>
       <w:r>
@@ -9209,11 +9328,11 @@
       <w:pPr>
         <w:pStyle w:val="Ttulo2"/>
       </w:pPr>
-      <w:bookmarkStart w:id="22" w:name="_Toc237187043"/>
+      <w:bookmarkStart w:id="23" w:name="_Toc237943158"/>
       <w:r>
         <w:t>Priorización de atención</w:t>
       </w:r>
-      <w:bookmarkEnd w:id="22"/>
+      <w:bookmarkEnd w:id="23"/>
     </w:p>
     <w:p>
       <w:r>
@@ -9330,11 +9449,11 @@
       <w:pPr>
         <w:pStyle w:val="Ttulo2"/>
       </w:pPr>
-      <w:bookmarkStart w:id="23" w:name="_Toc237187044"/>
+      <w:bookmarkStart w:id="24" w:name="_Toc237943159"/>
       <w:r>
         <w:t>Registro de diagnóstico inicial</w:t>
       </w:r>
-      <w:bookmarkEnd w:id="23"/>
+      <w:bookmarkEnd w:id="24"/>
     </w:p>
     <w:p>
       <w:r>
@@ -9354,12 +9473,12 @@
       <w:pPr>
         <w:pStyle w:val="Ttulo1"/>
       </w:pPr>
-      <w:bookmarkStart w:id="24" w:name="_Toc237187045"/>
+      <w:bookmarkStart w:id="25" w:name="_Toc237943160"/>
       <w:r>
         <w:lastRenderedPageBreak/>
         <w:t>Atención y manejo sanitario</w:t>
       </w:r>
-      <w:bookmarkEnd w:id="24"/>
+      <w:bookmarkEnd w:id="25"/>
     </w:p>
     <w:p>
       <w:r>
@@ -9370,11 +9489,11 @@
       <w:pPr>
         <w:pStyle w:val="Ttulo2"/>
       </w:pPr>
-      <w:bookmarkStart w:id="25" w:name="_Toc237187046"/>
+      <w:bookmarkStart w:id="26" w:name="_Toc237943161"/>
       <w:r>
         <w:t>Primeros auxilios</w:t>
       </w:r>
-      <w:bookmarkEnd w:id="25"/>
+      <w:bookmarkEnd w:id="26"/>
     </w:p>
     <w:p>
       <w:r>
@@ -9695,12 +9814,12 @@
       <w:pPr>
         <w:pStyle w:val="Ttulo2"/>
       </w:pPr>
-      <w:bookmarkStart w:id="26" w:name="_Toc237187047"/>
+      <w:bookmarkStart w:id="27" w:name="_Toc237943162"/>
       <w:r>
         <w:lastRenderedPageBreak/>
         <w:t>Medición de signos vitales</w:t>
       </w:r>
-      <w:bookmarkEnd w:id="26"/>
+      <w:bookmarkEnd w:id="27"/>
     </w:p>
     <w:p>
       <w:r>
@@ -9839,12 +9958,12 @@
       <w:pPr>
         <w:pStyle w:val="Ttulo2"/>
       </w:pPr>
-      <w:bookmarkStart w:id="27" w:name="_Toc237187048"/>
+      <w:bookmarkStart w:id="28" w:name="_Toc237943163"/>
       <w:r>
         <w:lastRenderedPageBreak/>
         <w:t>Aplicación de tratamientos básicos</w:t>
       </w:r>
-      <w:bookmarkEnd w:id="27"/>
+      <w:bookmarkEnd w:id="28"/>
     </w:p>
     <w:p>
       <w:r>
@@ -10021,11 +10140,11 @@
       <w:pPr>
         <w:pStyle w:val="Ttulo2"/>
       </w:pPr>
-      <w:bookmarkStart w:id="28" w:name="_Toc237187049"/>
+      <w:bookmarkStart w:id="29" w:name="_Toc237943164"/>
       <w:r>
         <w:t>Aplicación de criterios de bienestar animal</w:t>
       </w:r>
-      <w:bookmarkEnd w:id="28"/>
+      <w:bookmarkEnd w:id="29"/>
     </w:p>
     <w:p>
       <w:r>
@@ -10036,11 +10155,11 @@
       <w:pPr>
         <w:pStyle w:val="Ttulo2"/>
       </w:pPr>
-      <w:bookmarkStart w:id="29" w:name="_Toc237187050"/>
+      <w:bookmarkStart w:id="30" w:name="_Toc237943165"/>
       <w:r>
         <w:t>Cambios comportamentales post tratamiento</w:t>
       </w:r>
-      <w:bookmarkEnd w:id="29"/>
+      <w:bookmarkEnd w:id="30"/>
     </w:p>
     <w:p>
       <w:r>
@@ -10178,12 +10297,12 @@
       <w:pPr>
         <w:pStyle w:val="Ttulo1"/>
       </w:pPr>
-      <w:bookmarkStart w:id="30" w:name="_Toc237187051"/>
+      <w:bookmarkStart w:id="31" w:name="_Toc237943166"/>
       <w:r>
         <w:lastRenderedPageBreak/>
         <w:t>Monitoreo del animal tratado</w:t>
       </w:r>
-      <w:bookmarkEnd w:id="30"/>
+      <w:bookmarkEnd w:id="31"/>
     </w:p>
     <w:p>
       <w:r>
@@ -10194,11 +10313,11 @@
       <w:pPr>
         <w:pStyle w:val="Ttulo2"/>
       </w:pPr>
-      <w:bookmarkStart w:id="31" w:name="_Toc237187052"/>
+      <w:bookmarkStart w:id="32" w:name="_Toc237943167"/>
       <w:r>
         <w:t>Monitoreo del estado del animal tratado</w:t>
       </w:r>
-      <w:bookmarkEnd w:id="31"/>
+      <w:bookmarkEnd w:id="32"/>
     </w:p>
     <w:p>
       <w:r>
@@ -10374,11 +10493,11 @@
       <w:pPr>
         <w:pStyle w:val="Ttulo2"/>
       </w:pPr>
-      <w:bookmarkStart w:id="32" w:name="_Toc237187053"/>
+      <w:bookmarkStart w:id="33" w:name="_Toc237943168"/>
       <w:r>
         <w:t>Seguimiento de la evolución clínica</w:t>
       </w:r>
-      <w:bookmarkEnd w:id="32"/>
+      <w:bookmarkEnd w:id="33"/>
     </w:p>
     <w:p>
       <w:r>
@@ -10439,11 +10558,11 @@
       <w:pPr>
         <w:pStyle w:val="Ttulo2"/>
       </w:pPr>
-      <w:bookmarkStart w:id="33" w:name="_Toc237187054"/>
+      <w:bookmarkStart w:id="34" w:name="_Toc237943169"/>
       <w:r>
         <w:t>Registro de cambios comportamentales</w:t>
       </w:r>
-      <w:bookmarkEnd w:id="33"/>
+      <w:bookmarkEnd w:id="34"/>
     </w:p>
     <w:p>
       <w:r>
@@ -10458,11 +10577,11 @@
       <w:pPr>
         <w:pStyle w:val="Ttulo2"/>
       </w:pPr>
-      <w:bookmarkStart w:id="34" w:name="_Toc237187055"/>
+      <w:bookmarkStart w:id="35" w:name="_Toc237943170"/>
       <w:r>
         <w:t>Identificación de recaídas</w:t>
       </w:r>
-      <w:bookmarkEnd w:id="34"/>
+      <w:bookmarkEnd w:id="35"/>
     </w:p>
     <w:p>
       <w:r>
@@ -10473,11 +10592,11 @@
       <w:pPr>
         <w:pStyle w:val="Ttulo2"/>
       </w:pPr>
-      <w:bookmarkStart w:id="35" w:name="_Toc237187056"/>
+      <w:bookmarkStart w:id="36" w:name="_Toc237943171"/>
       <w:r>
         <w:t>Ajuste del tratamiento</w:t>
       </w:r>
-      <w:bookmarkEnd w:id="35"/>
+      <w:bookmarkEnd w:id="36"/>
     </w:p>
     <w:p>
       <w:r>
@@ -10497,12 +10616,12 @@
       <w:pPr>
         <w:pStyle w:val="Ttulo1"/>
       </w:pPr>
-      <w:bookmarkStart w:id="36" w:name="_Toc237187057"/>
+      <w:bookmarkStart w:id="37" w:name="_Toc237943172"/>
       <w:r>
         <w:lastRenderedPageBreak/>
         <w:t>Gestión, seguimiento y control</w:t>
       </w:r>
-      <w:bookmarkEnd w:id="36"/>
+      <w:bookmarkEnd w:id="37"/>
     </w:p>
     <w:p>
       <w:r>
@@ -10513,11 +10632,11 @@
       <w:pPr>
         <w:pStyle w:val="Ttulo2"/>
       </w:pPr>
-      <w:bookmarkStart w:id="37" w:name="_Toc237187058"/>
+      <w:bookmarkStart w:id="38" w:name="_Toc237943173"/>
       <w:r>
         <w:t>Manejo de información y trazabilidad</w:t>
       </w:r>
-      <w:bookmarkEnd w:id="37"/>
+      <w:bookmarkEnd w:id="38"/>
     </w:p>
     <w:p>
       <w:r>
@@ -10903,11 +11022,11 @@
       <w:pPr>
         <w:pStyle w:val="Ttulo2"/>
       </w:pPr>
-      <w:bookmarkStart w:id="38" w:name="_Toc237187059"/>
+      <w:bookmarkStart w:id="39" w:name="_Toc237943174"/>
       <w:r>
         <w:t>Registro de información</w:t>
       </w:r>
-      <w:bookmarkEnd w:id="38"/>
+      <w:bookmarkEnd w:id="39"/>
     </w:p>
     <w:p>
       <w:r>
@@ -11123,11 +11242,11 @@
       <w:pPr>
         <w:pStyle w:val="Ttulo2"/>
       </w:pPr>
-      <w:bookmarkStart w:id="39" w:name="_Toc237187060"/>
+      <w:bookmarkStart w:id="40" w:name="_Toc237943175"/>
       <w:r>
         <w:t>Reporte de novedades</w:t>
       </w:r>
-      <w:bookmarkEnd w:id="39"/>
+      <w:bookmarkEnd w:id="40"/>
     </w:p>
     <w:p>
       <w:r>
@@ -11210,11 +11329,11 @@
       <w:pPr>
         <w:pStyle w:val="Ttulo2"/>
       </w:pPr>
-      <w:bookmarkStart w:id="40" w:name="_Toc237187061"/>
+      <w:bookmarkStart w:id="41" w:name="_Toc237943176"/>
       <w:r>
         <w:t>Resolución de contingencias</w:t>
       </w:r>
-      <w:bookmarkEnd w:id="40"/>
+      <w:bookmarkEnd w:id="41"/>
     </w:p>
     <w:p>
       <w:r>
@@ -11424,11 +11543,11 @@
       <w:pPr>
         <w:pStyle w:val="Ttulo2"/>
       </w:pPr>
-      <w:bookmarkStart w:id="41" w:name="_Toc237187062"/>
+      <w:bookmarkStart w:id="42" w:name="_Toc237943177"/>
       <w:r>
         <w:t>Control de procesos sanitarios</w:t>
       </w:r>
-      <w:bookmarkEnd w:id="41"/>
+      <w:bookmarkEnd w:id="42"/>
     </w:p>
     <w:p>
       <w:r>
@@ -11557,12 +11676,12 @@
       <w:pPr>
         <w:pStyle w:val="Ttulo1"/>
       </w:pPr>
-      <w:bookmarkStart w:id="42" w:name="_Toc237187063"/>
+      <w:bookmarkStart w:id="43" w:name="_Toc237943178"/>
       <w:r>
         <w:lastRenderedPageBreak/>
         <w:t>Normativa, bioseguridad y disposición de residuos</w:t>
       </w:r>
-      <w:bookmarkEnd w:id="42"/>
+      <w:bookmarkEnd w:id="43"/>
     </w:p>
     <w:p>
       <w:r>
@@ -11573,11 +11692,11 @@
       <w:pPr>
         <w:pStyle w:val="Ttulo2"/>
       </w:pPr>
-      <w:bookmarkStart w:id="43" w:name="_Toc237187064"/>
+      <w:bookmarkStart w:id="44" w:name="_Toc237943179"/>
       <w:r>
         <w:t>Normativa sanitaria</w:t>
       </w:r>
-      <w:bookmarkEnd w:id="43"/>
+      <w:bookmarkEnd w:id="44"/>
     </w:p>
     <w:p>
       <w:r>
@@ -11970,11 +12089,11 @@
       <w:pPr>
         <w:pStyle w:val="Ttulo2"/>
       </w:pPr>
-      <w:bookmarkStart w:id="44" w:name="_Toc237187065"/>
+      <w:bookmarkStart w:id="45" w:name="_Toc237943180"/>
       <w:r>
         <w:t>Plan de contingencia</w:t>
       </w:r>
-      <w:bookmarkEnd w:id="44"/>
+      <w:bookmarkEnd w:id="45"/>
     </w:p>
     <w:p>
       <w:r>
@@ -12057,11 +12176,11 @@
       <w:pPr>
         <w:pStyle w:val="Ttulo2"/>
       </w:pPr>
-      <w:bookmarkStart w:id="45" w:name="_Toc237187066"/>
+      <w:bookmarkStart w:id="46" w:name="_Toc237943181"/>
       <w:r>
         <w:t>Protocolos de bioseguridad</w:t>
       </w:r>
-      <w:bookmarkEnd w:id="45"/>
+      <w:bookmarkEnd w:id="46"/>
     </w:p>
     <w:p>
       <w:r>
@@ -12237,11 +12356,11 @@
       <w:pPr>
         <w:pStyle w:val="Ttulo2"/>
       </w:pPr>
-      <w:bookmarkStart w:id="46" w:name="_Toc237187067"/>
+      <w:bookmarkStart w:id="47" w:name="_Toc237943182"/>
       <w:r>
         <w:t>Disposición de residuos</w:t>
       </w:r>
-      <w:bookmarkEnd w:id="46"/>
+      <w:bookmarkEnd w:id="47"/>
     </w:p>
     <w:p>
       <w:r>
@@ -12452,11 +12571,11 @@
       <w:pPr>
         <w:pStyle w:val="Ttulo2"/>
       </w:pPr>
-      <w:bookmarkStart w:id="47" w:name="_Toc237187068"/>
+      <w:bookmarkStart w:id="48" w:name="_Toc237943183"/>
       <w:r>
         <w:t>Cumplimiento de requisitos legales</w:t>
       </w:r>
-      <w:bookmarkEnd w:id="47"/>
+      <w:bookmarkEnd w:id="48"/>
     </w:p>
     <w:p>
       <w:r>
@@ -12576,12 +12695,12 @@
           <w:u w:val="single"/>
         </w:rPr>
       </w:pPr>
-      <w:bookmarkStart w:id="48" w:name="_Toc237187069"/>
+      <w:bookmarkStart w:id="49" w:name="_Toc237943184"/>
       <w:r>
         <w:lastRenderedPageBreak/>
         <w:t>Síntesis</w:t>
       </w:r>
-      <w:bookmarkEnd w:id="48"/>
+      <w:bookmarkEnd w:id="49"/>
       <w:r>
         <w:t xml:space="preserve"> </w:t>
       </w:r>
@@ -12662,12 +12781,12 @@
       <w:pPr>
         <w:pStyle w:val="Titulosgenerales"/>
       </w:pPr>
-      <w:bookmarkStart w:id="49" w:name="_Toc237187070"/>
+      <w:bookmarkStart w:id="50" w:name="_Toc237943185"/>
       <w:r>
         <w:lastRenderedPageBreak/>
         <w:t>Glosario</w:t>
       </w:r>
-      <w:bookmarkEnd w:id="49"/>
+      <w:bookmarkEnd w:id="50"/>
     </w:p>
     <w:p>
       <w:r>
@@ -12854,12 +12973,12 @@
       <w:pPr>
         <w:pStyle w:val="Titulosgenerales"/>
       </w:pPr>
-      <w:bookmarkStart w:id="50" w:name="_Toc237187071"/>
+      <w:bookmarkStart w:id="51" w:name="_Toc237943186"/>
       <w:r>
         <w:lastRenderedPageBreak/>
         <w:t>Referencias bibliográficas</w:t>
       </w:r>
-      <w:bookmarkEnd w:id="50"/>
+      <w:bookmarkEnd w:id="51"/>
       <w:r>
         <w:t xml:space="preserve"> </w:t>
       </w:r>
@@ -12939,12 +13058,12 @@
       <w:pPr>
         <w:pStyle w:val="Titulosgenerales"/>
       </w:pPr>
-      <w:bookmarkStart w:id="51" w:name="_Toc237187072"/>
+      <w:bookmarkStart w:id="52" w:name="_Toc237943187"/>
       <w:r>
         <w:lastRenderedPageBreak/>
         <w:t>Créditos</w:t>
       </w:r>
-      <w:bookmarkEnd w:id="51"/>
+      <w:bookmarkEnd w:id="52"/>
     </w:p>
     <w:tbl>
       <w:tblPr>
@@ -17539,6 +17658,9 @@
   </w:num>
   <w:num w:numId="29">
     <w:abstractNumId w:val="27"/>
+  </w:num>
+  <w:num w:numId="30">
+    <w:abstractNumId w:val="13"/>
   </w:num>
   <w:numIdMacAtCleanup w:val="21"/>
 </w:numbering>
@@ -19286,10 +19408,6 @@
 </file>
 
 <file path=customXml/item1.xml><?xml version="1.0" encoding="utf-8"?>
-<b:Sources xmlns:b="http://schemas.openxmlformats.org/officeDocument/2006/bibliography" xmlns="http://schemas.openxmlformats.org/officeDocument/2006/bibliography" SelectedStyle="\APASixthEditionOfficeOnline.xsl" StyleName="APA" Version="6"/>
-</file>
-
-<file path=customXml/item2.xml><?xml version="1.0" encoding="utf-8"?>
 <ct:contentTypeSchema xmlns:ct="http://schemas.microsoft.com/office/2006/metadata/contentType" xmlns:ma="http://schemas.microsoft.com/office/2006/metadata/properties/metaAttributes" ct:_="" ma:_="" ma:contentTypeName="Documento" ma:contentTypeID="0x0101006A81D6BD42E8DF4C91013959704817E1" ma:contentTypeVersion="15" ma:contentTypeDescription="Crear nuevo documento." ma:contentTypeScope="" ma:versionID="bf4f72ffd194f0963ff564daca6869f7">
   <xsd:schema xmlns:xsd="http://www.w3.org/2001/XMLSchema" xmlns:xs="http://www.w3.org/2001/XMLSchema" xmlns:p="http://schemas.microsoft.com/office/2006/metadata/properties" xmlns:ns2="13c90a0b-73bc-4dc0-be5f-28d77b615beb" xmlns:ns3="13c93bba-48ce-428c-bfe5-88b42c19b028" targetNamespace="http://schemas.microsoft.com/office/2006/metadata/properties" ma:root="true" ma:fieldsID="8718d6f4873a5b1392a45044efa78385" ns2:_="" ns3:_="">
     <xsd:import namespace="13c90a0b-73bc-4dc0-be5f-28d77b615beb"/>
@@ -19524,7 +19642,20 @@
 </ct:contentTypeSchema>
 </file>
 
+<file path=customXml/item2.xml><?xml version="1.0" encoding="utf-8"?>
+<b:Sources xmlns:b="http://schemas.openxmlformats.org/officeDocument/2006/bibliography" xmlns="http://schemas.openxmlformats.org/officeDocument/2006/bibliography" SelectedStyle="\APASixthEditionOfficeOnline.xsl" StyleName="APA" Version="6"/>
+</file>
+
 <file path=customXml/item3.xml><?xml version="1.0" encoding="utf-8"?>
+<?mso-contentType ?>
+<FormTemplates xmlns="http://schemas.microsoft.com/sharepoint/v3/contenttype/forms">
+  <Display>DocumentLibraryForm</Display>
+  <Edit>DocumentLibraryForm</Edit>
+  <New>DocumentLibraryForm</New>
+</FormTemplates>
+</file>
+
+<file path=customXml/item4.xml><?xml version="1.0" encoding="utf-8"?>
 <p:properties xmlns:p="http://schemas.microsoft.com/office/2006/metadata/properties" xmlns:xsi="http://www.w3.org/2001/XMLSchema-instance" xmlns:pc="http://schemas.microsoft.com/office/infopath/2007/PartnerControls">
   <documentManagement>
     <TaxCatchAll xmlns="13c90a0b-73bc-4dc0-be5f-28d77b615beb" xsi:nil="true"/>
@@ -19535,24 +19666,7 @@
 </p:properties>
 </file>
 
-<file path=customXml/item4.xml><?xml version="1.0" encoding="utf-8"?>
-<?mso-contentType ?>
-<FormTemplates xmlns="http://schemas.microsoft.com/sharepoint/v3/contenttype/forms">
-  <Display>DocumentLibraryForm</Display>
-  <Edit>DocumentLibraryForm</Edit>
-  <New>DocumentLibraryForm</New>
-</FormTemplates>
-</file>
-
 <file path=customXml/itemProps1.xml><?xml version="1.0" encoding="utf-8"?>
-<ds:datastoreItem xmlns:ds="http://schemas.openxmlformats.org/officeDocument/2006/customXml" ds:itemID="{EAE431FD-7059-4C09-804B-C9D69EB7B213}">
-  <ds:schemaRefs>
-    <ds:schemaRef ds:uri="http://schemas.openxmlformats.org/officeDocument/2006/bibliography"/>
-  </ds:schemaRefs>
-</ds:datastoreItem>
-</file>
-
-<file path=customXml/itemProps2.xml><?xml version="1.0" encoding="utf-8"?>
 <ds:datastoreItem xmlns:ds="http://schemas.openxmlformats.org/officeDocument/2006/customXml" ds:itemID="{A519BD4F-A569-4D22-9AC7-9C5E666A2C02}">
   <ds:schemaRefs>
     <ds:schemaRef ds:uri="http://schemas.microsoft.com/office/2006/metadata/contentType"/>
@@ -19571,7 +19685,23 @@
 </ds:datastoreItem>
 </file>
 
+<file path=customXml/itemProps2.xml><?xml version="1.0" encoding="utf-8"?>
+<ds:datastoreItem xmlns:ds="http://schemas.openxmlformats.org/officeDocument/2006/customXml" ds:itemID="{EAE431FD-7059-4C09-804B-C9D69EB7B213}">
+  <ds:schemaRefs>
+    <ds:schemaRef ds:uri="http://schemas.openxmlformats.org/officeDocument/2006/bibliography"/>
+  </ds:schemaRefs>
+</ds:datastoreItem>
+</file>
+
 <file path=customXml/itemProps3.xml><?xml version="1.0" encoding="utf-8"?>
+<ds:datastoreItem xmlns:ds="http://schemas.openxmlformats.org/officeDocument/2006/customXml" ds:itemID="{10663269-2064-4804-8290-36D4A57F5557}">
+  <ds:schemaRefs>
+    <ds:schemaRef ds:uri="http://schemas.microsoft.com/sharepoint/v3/contenttype/forms"/>
+  </ds:schemaRefs>
+</ds:datastoreItem>
+</file>
+
+<file path=customXml/itemProps4.xml><?xml version="1.0" encoding="utf-8"?>
 <ds:datastoreItem xmlns:ds="http://schemas.openxmlformats.org/officeDocument/2006/customXml" ds:itemID="{1279454D-02BE-4A9C-A117-DCD1573E2608}">
   <ds:schemaRefs>
     <ds:schemaRef ds:uri="http://schemas.microsoft.com/office/2006/metadata/properties"/>
@@ -19580,12 +19710,4 @@
     <ds:schemaRef ds:uri="13c93bba-48ce-428c-bfe5-88b42c19b028"/>
   </ds:schemaRefs>
 </ds:datastoreItem>
-</file>
-
-<file path=customXml/itemProps4.xml><?xml version="1.0" encoding="utf-8"?>
-<ds:datastoreItem xmlns:ds="http://schemas.openxmlformats.org/officeDocument/2006/customXml" ds:itemID="{10663269-2064-4804-8290-36D4A57F5557}">
-  <ds:schemaRefs>
-    <ds:schemaRef ds:uri="http://schemas.microsoft.com/sharepoint/v3/contenttype/forms"/>
-  </ds:schemaRefs>
-</ds:datastoreItem>
 </file>